--- a/resources/dist/sheets/louisiana-purchase-1803-1806-teacher-notes-en.docx
+++ b/resources/dist/sheets/louisiana-purchase-1803-1806-teacher-notes-en.docx
@@ -45,7 +45,7 @@
         </w:rPr>
         <w:t xml:space="preserve">Map: </w:t>
       </w:r>
-      <w:hyperlink w:history="1" r:id="rIduht5jkln2kodo5_efpdtu">
+      <w:hyperlink w:history="1" r:id="rId5xbgl7ejmbwhjcurilyal">
         <w:r>
           <w:rPr>
             <w:color w:val="0A4FA8"/>

--- a/resources/dist/sheets/louisiana-purchase-1803-1806-teacher-notes-en.docx
+++ b/resources/dist/sheets/louisiana-purchase-1803-1806-teacher-notes-en.docx
@@ -45,7 +45,7 @@
         </w:rPr>
         <w:t xml:space="preserve">Map: </w:t>
       </w:r>
-      <w:hyperlink w:history="1" r:id="rId5xbgl7ejmbwhjcurilyal">
+      <w:hyperlink w:history="1" r:id="rId1zg11diivbch0wqcyhnat">
         <w:r>
           <w:rPr>
             <w:color w:val="0A4FA8"/>

--- a/resources/dist/sheets/louisiana-purchase-1803-1806-teacher-notes-en.docx
+++ b/resources/dist/sheets/louisiana-purchase-1803-1806-teacher-notes-en.docx
@@ -45,7 +45,7 @@
         </w:rPr>
         <w:t xml:space="preserve">Map: </w:t>
       </w:r>
-      <w:hyperlink w:history="1" r:id="rId1zg11diivbch0wqcyhnat">
+      <w:hyperlink w:history="1" r:id="rIdbvngh4_sojjmc61tdx446">
         <w:r>
           <w:rPr>
             <w:color w:val="0A4FA8"/>

--- a/resources/dist/sheets/louisiana-purchase-1803-1806-teacher-notes-en.docx
+++ b/resources/dist/sheets/louisiana-purchase-1803-1806-teacher-notes-en.docx
@@ -45,7 +45,7 @@
         </w:rPr>
         <w:t xml:space="preserve">Map: </w:t>
       </w:r>
-      <w:hyperlink w:history="1" r:id="rIdbvngh4_sojjmc61tdx446">
+      <w:hyperlink w:history="1" r:id="rId7_bdxualbec5ddmia7ujo">
         <w:r>
           <w:rPr>
             <w:color w:val="0A4FA8"/>

--- a/resources/dist/sheets/louisiana-purchase-1803-1806-teacher-notes-en.docx
+++ b/resources/dist/sheets/louisiana-purchase-1803-1806-teacher-notes-en.docx
@@ -45,7 +45,7 @@
         </w:rPr>
         <w:t xml:space="preserve">Map: </w:t>
       </w:r>
-      <w:hyperlink w:history="1" r:id="rId7_bdxualbec5ddmia7ujo">
+      <w:hyperlink w:history="1" r:id="rIdmagnz1nwwrapivcfd8xke">
         <w:r>
           <w:rPr>
             <w:color w:val="0A4FA8"/>

--- a/resources/dist/sheets/louisiana-purchase-1803-1806-teacher-notes-en.docx
+++ b/resources/dist/sheets/louisiana-purchase-1803-1806-teacher-notes-en.docx
@@ -45,7 +45,7 @@
         </w:rPr>
         <w:t xml:space="preserve">Map: </w:t>
       </w:r>
-      <w:hyperlink w:history="1" r:id="rIdmagnz1nwwrapivcfd8xke">
+      <w:hyperlink w:history="1" r:id="rIdu1cy-tasfv1d8ho699kq3">
         <w:r>
           <w:rPr>
             <w:color w:val="0A4FA8"/>

--- a/resources/dist/sheets/louisiana-purchase-1803-1806-teacher-notes-en.docx
+++ b/resources/dist/sheets/louisiana-purchase-1803-1806-teacher-notes-en.docx
@@ -45,7 +45,7 @@
         </w:rPr>
         <w:t xml:space="preserve">Map: </w:t>
       </w:r>
-      <w:hyperlink w:history="1" r:id="rIdu1cy-tasfv1d8ho699kq3">
+      <w:hyperlink w:history="1" r:id="rIdmymiyhi55dsr1h67szrz0">
         <w:r>
           <w:rPr>
             <w:color w:val="0A4FA8"/>
@@ -69,7 +69,7 @@
         <w:spacing w:after="100"/>
       </w:pPr>
       <w:r>
-        <w:t xml:space="preserve">Standards: C3 D2.Geo.2.6-8 · TX 8.10(A) · TX 8.10(C) · TX 8.6(B) · FL SS.8.A.3.14 · FL SS.8.G.1.2</w:t>
+        <w:t xml:space="preserve">Subjects: US History, Geography, Indigenous Studies, Economics. Standards: C3 D2.Geo.2.6-8 · TX 8.10(A) · TX 8.10(C) · TX 8.6(B) · FL SS.8.A.3.14 · FL SS.8.G.1.2</w:t>
       </w:r>
     </w:p>
     <w:p>
@@ -77,6 +77,135 @@
         <w:pStyle w:val="Heading2"/>
       </w:pPr>
       <w:r>
+        <w:t xml:space="preserve">Learning objectives</w:t>
+      </w:r>
+    </w:p>
+    <w:p>
+      <w:pPr>
+        <w:spacing w:after="100"/>
+      </w:pPr>
+      <w:r>
+        <w:t xml:space="preserve">Students will:</w:t>
+      </w:r>
+    </w:p>
+    <w:p>
+      <w:pPr>
+        <w:pStyle w:val="ListParagraph"/>
+        <w:numPr>
+          <w:ilvl w:val="0"/>
+          <w:numId w:val="2"/>
+        </w:numPr>
+        <w:spacing w:after="60"/>
+      </w:pPr>
+      <w:r>
+        <w:t xml:space="preserve">Use the legend to compare the Louisiana Purchase with the land of 1783 and read the purchase pop-up for its size and price.</w:t>
+      </w:r>
+    </w:p>
+    <w:p>
+      <w:pPr>
+        <w:pStyle w:val="ListParagraph"/>
+        <w:numPr>
+          <w:ilvl w:val="0"/>
+          <w:numId w:val="2"/>
+        </w:numPr>
+        <w:spacing w:after="60"/>
+      </w:pPr>
+      <w:r>
+        <w:t xml:space="preserve">Use the United States Watersheds layer to name the Ohio and Missouri watersheds and trace on the basemap where their rivers reach the sea.</w:t>
+      </w:r>
+    </w:p>
+    <w:p>
+      <w:pPr>
+        <w:pStyle w:val="ListParagraph"/>
+        <w:numPr>
+          <w:ilvl w:val="0"/>
+          <w:numId w:val="2"/>
+        </w:numPr>
+        <w:spacing w:after="60"/>
+      </w:pPr>
+      <w:r>
+        <w:t xml:space="preserve">Follow the Lewis and Clark trail and campsites up the Missouri and use the Biomes layer to name the biomes the expedition crossed.</w:t>
+      </w:r>
+    </w:p>
+    <w:p>
+      <w:pPr>
+        <w:pStyle w:val="ListParagraph"/>
+        <w:numPr>
+          <w:ilvl w:val="0"/>
+          <w:numId w:val="2"/>
+        </w:numPr>
+        <w:spacing w:after="60"/>
+      </w:pPr>
+      <w:r>
+        <w:t xml:space="preserve">Find where the trail leaves the Louisiana Purchase and measure the straight-line distance from Pittsburgh to the Pacific coast.</w:t>
+      </w:r>
+    </w:p>
+    <w:p>
+      <w:pPr>
+        <w:pStyle w:val="ListParagraph"/>
+        <w:numPr>
+          <w:ilvl w:val="0"/>
+          <w:numId w:val="2"/>
+        </w:numPr>
+        <w:spacing w:after="60"/>
+      </w:pPr>
+      <w:r>
+        <w:t xml:space="preserve">Use the watershed boundaries and river routes as evidence to explain why New Orleans mattered to farmers west of the Appalachians.</w:t>
+      </w:r>
+    </w:p>
+    <w:p>
+      <w:pPr>
+        <w:pStyle w:val="Heading2"/>
+      </w:pPr>
+      <w:r>
+        <w:t xml:space="preserve">Map skills</w:t>
+      </w:r>
+    </w:p>
+    <w:p>
+      <w:pPr>
+        <w:spacing w:after="100"/>
+      </w:pPr>
+      <w:r>
+        <w:t xml:space="preserve">Using bookmarks to find places, Reading pop-ups, Using a map legend, Turning map layers on and off, Navigating a map, Measuring distances on a map, Sketching on a map.</w:t>
+      </w:r>
+    </w:p>
+    <w:p>
+      <w:pPr>
+        <w:pStyle w:val="Heading2"/>
+      </w:pPr>
+      <w:r>
+        <w:t xml:space="preserve">Ways to run this lesson</w:t>
+      </w:r>
+    </w:p>
+    <w:p>
+      <w:pPr>
+        <w:spacing w:after="100"/>
+      </w:pPr>
+      <w:r>
+        <w:t xml:space="preserve">Front-of-class demonstration · 1:1 devices · Computer lab · Homework or flipped classroom</w:t>
+      </w:r>
+    </w:p>
+    <w:p>
+      <w:pPr>
+        <w:pStyle w:val="Heading2"/>
+      </w:pPr>
+      <w:r>
+        <w:t xml:space="preserve">Materials</w:t>
+      </w:r>
+    </w:p>
+    <w:p>
+      <w:pPr>
+        <w:spacing w:after="100"/>
+      </w:pPr>
+      <w:r>
+        <w:t xml:space="preserve">The lesson includes the MapMaker map, a two-page Word student sheet in English and Spanish, and these teacher notes. Print the sheet or share it digitally; it opens in Word and Google Docs. No account or login is needed.</w:t>
+      </w:r>
+    </w:p>
+    <w:p>
+      <w:pPr>
+        <w:pStyle w:val="Heading2"/>
+      </w:pPr>
+      <w:r>
         <w:t xml:space="preserve">Before class</w:t>
       </w:r>
     </w:p>
@@ -86,6 +215,179 @@
       </w:pPr>
       <w:r>
         <w:t xml:space="preserve">Open the map in MapMaker: United States Watersheds and Biomes are off at the start; the territories, trail and campsites are on. Download the student sheet. Share the map with the Google Classroom button (it shares the map only; attach the sheet). Read the answers on the teacher page. The basemap has no place names, so students may need help finding Pittsburgh and New Orleans. No account or login is needed. Sketches are not saved.</w:t>
+      </w:r>
+    </w:p>
+    <w:p>
+      <w:pPr>
+        <w:pStyle w:val="ListParagraph"/>
+        <w:numPr>
+          <w:ilvl w:val="0"/>
+          <w:numId w:val="2"/>
+        </w:numPr>
+        <w:spacing w:after="60"/>
+      </w:pPr>
+      <w:r>
+        <w:t xml:space="preserve">Preview the map: click through the bookmarks and pop-ups, and look at the legend at the zoom levels the questions use.</w:t>
+      </w:r>
+    </w:p>
+    <w:p>
+      <w:pPr>
+        <w:pStyle w:val="ListParagraph"/>
+        <w:numPr>
+          <w:ilvl w:val="0"/>
+          <w:numId w:val="2"/>
+        </w:numPr>
+        <w:spacing w:after="60"/>
+      </w:pPr>
+      <w:r>
+        <w:t xml:space="preserve">Decide whether students work alone, in pairs or as a whole class.</w:t>
+      </w:r>
+    </w:p>
+    <w:p>
+      <w:pPr>
+        <w:pStyle w:val="ListParagraph"/>
+        <w:numPr>
+          <w:ilvl w:val="0"/>
+          <w:numId w:val="2"/>
+        </w:numPr>
+        <w:spacing w:after="60"/>
+      </w:pPr>
+      <w:r>
+        <w:t xml:space="preserve">Encourage students to look for patterns and make observations, not just find the right answers.</w:t>
+      </w:r>
+    </w:p>
+    <w:p>
+      <w:pPr>
+        <w:pStyle w:val="ListParagraph"/>
+        <w:numPr>
+          <w:ilvl w:val="0"/>
+          <w:numId w:val="2"/>
+        </w:numPr>
+        <w:spacing w:after="60"/>
+      </w:pPr>
+      <w:r>
+        <w:t xml:space="preserve">Some layers aren't used by the questions; they're there for further study.</w:t>
+      </w:r>
+    </w:p>
+    <w:p>
+      <w:pPr>
+        <w:pStyle w:val="Heading2"/>
+      </w:pPr>
+      <w:r>
+        <w:t xml:space="preserve">Discussion questions</w:t>
+      </w:r>
+    </w:p>
+    <w:p>
+      <w:pPr>
+        <w:pStyle w:val="ListParagraph"/>
+        <w:numPr>
+          <w:ilvl w:val="0"/>
+          <w:numId w:val="{n-0}"/>
+        </w:numPr>
+        <w:spacing w:after="60"/>
+      </w:pPr>
+      <w:r>
+        <w:t xml:space="preserve">The purchase pop-up gives a price and an area. Looking at the watershed layer, what did the United States actually gain control of, and why was the river mouth worth more than the land?</w:t>
+      </w:r>
+    </w:p>
+    <w:p>
+      <w:pPr>
+        <w:pStyle w:val="ListParagraph"/>
+        <w:numPr>
+          <w:ilvl w:val="0"/>
+          <w:numId w:val="{n-0}"/>
+        </w:numPr>
+        <w:spacing w:after="60"/>
+      </w:pPr>
+      <w:r>
+        <w:t xml:space="preserve">The map has layers for the purchase, the rivers and the expedition's campsites, but none for the Native nations who lived on and governed most of this land. Whose land was the Louisiana Purchase, and what would a layer showing them change about how you read the map?</w:t>
+      </w:r>
+    </w:p>
+    <w:p>
+      <w:pPr>
+        <w:pStyle w:val="ListParagraph"/>
+        <w:numPr>
+          <w:ilvl w:val="0"/>
+          <w:numId w:val="{n-0}"/>
+        </w:numPr>
+        <w:spacing w:after="60"/>
+      </w:pPr>
+      <w:r>
+        <w:t xml:space="preserve">The trail runs well beyond the yellow purchase boundary before it reaches the Pacific. Using the distance you measured and the biomes you crossed, what does the route suggest about Jefferson's goals?</w:t>
+      </w:r>
+    </w:p>
+    <w:p>
+      <w:pPr>
+        <w:pStyle w:val="Heading2"/>
+      </w:pPr>
+      <w:r>
+        <w:t xml:space="preserve">Further reading</w:t>
+      </w:r>
+    </w:p>
+    <w:p>
+      <w:pPr>
+        <w:pStyle w:val="ListParagraph"/>
+        <w:numPr>
+          <w:ilvl w:val="0"/>
+          <w:numId w:val="2"/>
+        </w:numPr>
+        <w:spacing w:after="60"/>
+      </w:pPr>
+      <w:hyperlink w:history="1" r:id="rId1kckft9enyxobcax3e3nu">
+        <w:r>
+          <w:rPr>
+            <w:color w:val="0A4FA8"/>
+            <w:u w:val="single"/>
+          </w:rPr>
+          <w:t xml:space="preserve">Exploring the Louisiana Purchase</w:t>
+        </w:r>
+      </w:hyperlink>
+      <w:r>
+        <w:t xml:space="preserve"> (National Geographic Education)</w:t>
+      </w:r>
+    </w:p>
+    <w:p>
+      <w:pPr>
+        <w:pStyle w:val="ListParagraph"/>
+        <w:numPr>
+          <w:ilvl w:val="0"/>
+          <w:numId w:val="2"/>
+        </w:numPr>
+        <w:spacing w:after="60"/>
+      </w:pPr>
+      <w:hyperlink w:history="1" r:id="rIdwbuhx0igf6fvsczsii6-h">
+        <w:r>
+          <w:rPr>
+            <w:color w:val="0A4FA8"/>
+            <w:u w:val="single"/>
+          </w:rPr>
+          <w:t xml:space="preserve">Lewis and Clark Trail</w:t>
+        </w:r>
+      </w:hyperlink>
+      <w:r>
+        <w:t xml:space="preserve"> (National Geographic Education)</w:t>
+      </w:r>
+    </w:p>
+    <w:p>
+      <w:pPr>
+        <w:pStyle w:val="ListParagraph"/>
+        <w:numPr>
+          <w:ilvl w:val="0"/>
+          <w:numId w:val="2"/>
+        </w:numPr>
+        <w:spacing w:after="60"/>
+      </w:pPr>
+      <w:hyperlink w:history="1" r:id="rIdgbdqye60czfmp4yvrnf3k">
+        <w:r>
+          <w:rPr>
+            <w:color w:val="0A4FA8"/>
+            <w:u w:val="single"/>
+          </w:rPr>
+          <w:t xml:space="preserve">Louisiana Purchase Treaty (1803)</w:t>
+        </w:r>
+      </w:hyperlink>
+      <w:r>
+        <w:t xml:space="preserve"> (National Archives)</w:t>
       </w:r>
     </w:p>
     <w:p>
@@ -1099,6 +1401,15 @@
         <w:t xml:space="preserve">Map data: MapMaker catalogue (US territorial acquisitions); RESOLVE Ecoregions 2017, via Esri (MapMaker catalogue); U.S. Geological Survey Watershed Boundary Dataset, via Esri (MapMaker catalogue); National Park Service, Lewis and Clark National Historic Trail; National Park Service, from Robert Bergantino, Montana Bureau of Mines and Geology.</w:t>
       </w:r>
     </w:p>
+    <w:p>
+      <w:pPr>
+        <w:pStyle w:val="Credits"/>
+        <w:spacing w:before="120"/>
+      </w:pPr>
+      <w:r>
+        <w:t xml:space="preserve">The National Geographic Society and Esri make this content available under a Creative Commons Attribution-NonCommercial-ShareAlike 4.0 International (CC BY-NC-SA 4.0) licence, except as noted. The licence excludes the National Geographic and Esri logos (the words National Geographic with the yellow border logo, and the Esri globe and letters) and any images included in the content. The logos and images may not be removed, altered or changed.</w:t>
+      </w:r>
+    </w:p>
     <w:sectPr>
       <w:footerReference w:type="default" r:id="rId7"/>
       <w:pgSz w:w="12240" w:h="15840" w:orient="portrait"/>
@@ -1158,7 +1469,7 @@
       <w:pStyle w:val="Credits"/>
     </w:pPr>
     <w:r>
-      <w:t xml:space="preserve">Teacher notes: The Louisiana Purchase and the Corps of Discovery, 1803–1806, 0.2.0. For teachers.</w:t>
+      <w:t xml:space="preserve">Teacher notes: The Louisiana Purchase and the Corps of Discovery, 1803–1806, 0.3.0. For teachers.</w:t>
     </w:r>
   </w:p>
 </w:ftr>

--- a/resources/dist/sheets/louisiana-purchase-1803-1806-teacher-notes-en.docx
+++ b/resources/dist/sheets/louisiana-purchase-1803-1806-teacher-notes-en.docx
@@ -45,7 +45,7 @@
         </w:rPr>
         <w:t xml:space="preserve">Map: </w:t>
       </w:r>
-      <w:hyperlink w:history="1" r:id="rIdmymiyhi55dsr1h67szrz0">
+      <w:hyperlink w:history="1" r:id="rIdc_iarb1oe0oopqfmy1eqq">
         <w:r>
           <w:rPr>
             <w:color w:val="0A4FA8"/>
@@ -198,7 +198,7 @@
         <w:spacing w:after="100"/>
       </w:pPr>
       <w:r>
-        <w:t xml:space="preserve">The lesson includes the MapMaker map, a two-page Word student sheet in English and Spanish, and these teacher notes. Print the sheet or share it digitally; it opens in Word and Google Docs. No account or login is needed.</w:t>
+        <w:t xml:space="preserve">The lesson includes the MapMaker map, a two-page Word student sheet in English and Spanish, and these teacher notes. Print the sheet or share it digitally; it opens in Word and Google Docs. Share the map with the Google Classroom button or by pasting its link, and attach the sheet separately. No account or login is needed. Sketches on the map are not saved between sessions.</w:t>
       </w:r>
     </w:p>
     <w:p>
@@ -214,7 +214,14 @@
         <w:spacing w:after="100"/>
       </w:pPr>
       <w:r>
-        <w:t xml:space="preserve">Open the map in MapMaker: United States Watersheds and Biomes are off at the start; the territories, trail and campsites are on. Download the student sheet. Share the map with the Google Classroom button (it shares the map only; attach the sheet). Read the answers on the teacher page. The basemap has no place names, so students may need help finding Pittsburgh and New Orleans. No account or login is needed. Sketches are not saved.</w:t>
+        <w:rPr>
+          <w:b/>
+          <w:bCs/>
+        </w:rPr>
+        <w:t xml:space="preserve">About this map: </w:t>
+      </w:r>
+      <w:r>
+        <w:t xml:space="preserve">United States Watersheds and Biomes are off when the map opens; the territories, trail and campsites are on. The basemap has no place names, so students may need help finding Pittsburgh and New Orleans. The trail and campsite layers have no pop-ups.</w:t>
       </w:r>
     </w:p>
     <w:p>
@@ -227,7 +234,7 @@
         <w:spacing w:after="60"/>
       </w:pPr>
       <w:r>
-        <w:t xml:space="preserve">Preview the map: click through the bookmarks and pop-ups, and look at the legend at the zoom levels the questions use.</w:t>
+        <w:t xml:space="preserve">Open the map and click through the bookmarks and pop-ups. Check the legend at the zoom levels the questions use; it changes as you zoom and as layers are turned on and off.</w:t>
       </w:r>
     </w:p>
     <w:p>
@@ -240,7 +247,7 @@
         <w:spacing w:after="60"/>
       </w:pPr>
       <w:r>
-        <w:t xml:space="preserve">Decide whether students work alone, in pairs or as a whole class.</w:t>
+        <w:t xml:space="preserve">Decide whether students work alone, in pairs or as a whole class, and whether they use the printed sheet or a digital copy.</w:t>
       </w:r>
     </w:p>
     <w:p>
@@ -253,7 +260,7 @@
         <w:spacing w:after="60"/>
       </w:pPr>
       <w:r>
-        <w:t xml:space="preserve">Encourage students to look for patterns and make observations, not just find the right answers.</w:t>
+        <w:t xml:space="preserve">Encourage students to look for patterns and make observations, not just to find the right answers.</w:t>
       </w:r>
     </w:p>
     <w:p>
@@ -266,7 +273,7 @@
         <w:spacing w:after="60"/>
       </w:pPr>
       <w:r>
-        <w:t xml:space="preserve">Some layers aren't used by the questions; they're there for further study.</w:t>
+        <w:t xml:space="preserve">Layers the questions don't use are there for further study.</w:t>
       </w:r>
     </w:p>
     <w:p>
@@ -333,7 +340,7 @@
         </w:numPr>
         <w:spacing w:after="60"/>
       </w:pPr>
-      <w:hyperlink w:history="1" r:id="rId1kckft9enyxobcax3e3nu">
+      <w:hyperlink w:history="1" r:id="rIdjzj4ldaaxo99vkhcvyuxs">
         <w:r>
           <w:rPr>
             <w:color w:val="0A4FA8"/>
@@ -355,7 +362,7 @@
         </w:numPr>
         <w:spacing w:after="60"/>
       </w:pPr>
-      <w:hyperlink w:history="1" r:id="rIdwbuhx0igf6fvsczsii6-h">
+      <w:hyperlink w:history="1" r:id="rId6hv6cfkwucelt-wzeyf8f">
         <w:r>
           <w:rPr>
             <w:color w:val="0A4FA8"/>
@@ -377,7 +384,7 @@
         </w:numPr>
         <w:spacing w:after="60"/>
       </w:pPr>
-      <w:hyperlink w:history="1" r:id="rIdgbdqye60czfmp4yvrnf3k">
+      <w:hyperlink w:history="1" r:id="rIduenxs-5anps1g9mfoqlkm">
         <w:r>
           <w:rPr>
             <w:color w:val="0A4FA8"/>
@@ -1469,7 +1476,7 @@
       <w:pStyle w:val="Credits"/>
     </w:pPr>
     <w:r>
-      <w:t xml:space="preserve">Teacher notes: The Louisiana Purchase and the Corps of Discovery, 1803–1806, 0.3.0. For teachers.</w:t>
+      <w:t xml:space="preserve">Teacher notes: The Louisiana Purchase and the Corps of Discovery, 1803–1806, 0.3.1. For teachers.</w:t>
     </w:r>
   </w:p>
 </w:ftr>

--- a/resources/dist/sheets/louisiana-purchase-1803-1806-teacher-notes-en.docx
+++ b/resources/dist/sheets/louisiana-purchase-1803-1806-teacher-notes-en.docx
@@ -45,7 +45,7 @@
         </w:rPr>
         <w:t xml:space="preserve">Map: </w:t>
       </w:r>
-      <w:hyperlink w:history="1" r:id="rIdc_iarb1oe0oopqfmy1eqq">
+      <w:hyperlink w:history="1" r:id="rIdssxfq5izu1wwawzrotxuk">
         <w:r>
           <w:rPr>
             <w:color w:val="0A4FA8"/>
@@ -340,7 +340,7 @@
         </w:numPr>
         <w:spacing w:after="60"/>
       </w:pPr>
-      <w:hyperlink w:history="1" r:id="rIdjzj4ldaaxo99vkhcvyuxs">
+      <w:hyperlink w:history="1" r:id="rIdpi0ldd5-f6qyayjtru-mw">
         <w:r>
           <w:rPr>
             <w:color w:val="0A4FA8"/>
@@ -362,7 +362,7 @@
         </w:numPr>
         <w:spacing w:after="60"/>
       </w:pPr>
-      <w:hyperlink w:history="1" r:id="rId6hv6cfkwucelt-wzeyf8f">
+      <w:hyperlink w:history="1" r:id="rIdi4omtgmjgevm3icvqbllq">
         <w:r>
           <w:rPr>
             <w:color w:val="0A4FA8"/>
@@ -384,7 +384,7 @@
         </w:numPr>
         <w:spacing w:after="60"/>
       </w:pPr>
-      <w:hyperlink w:history="1" r:id="rIduenxs-5anps1g9mfoqlkm">
+      <w:hyperlink w:history="1" r:id="rIdhfjminotq0jcndbwno7rx">
         <w:r>
           <w:rPr>
             <w:color w:val="0A4FA8"/>

--- a/resources/dist/sheets/louisiana-purchase-1803-1806-teacher-notes-en.docx
+++ b/resources/dist/sheets/louisiana-purchase-1803-1806-teacher-notes-en.docx
@@ -45,7 +45,7 @@
         </w:rPr>
         <w:t xml:space="preserve">Map: </w:t>
       </w:r>
-      <w:hyperlink w:history="1" r:id="rIdssxfq5izu1wwawzrotxuk">
+      <w:hyperlink w:history="1" r:id="rIdnnwoe1hyib1zuwcbufuzh">
         <w:r>
           <w:rPr>
             <w:color w:val="0A4FA8"/>
@@ -340,7 +340,7 @@
         </w:numPr>
         <w:spacing w:after="60"/>
       </w:pPr>
-      <w:hyperlink w:history="1" r:id="rIdpi0ldd5-f6qyayjtru-mw">
+      <w:hyperlink w:history="1" r:id="rIdufvda_ces8czv14go3m_y">
         <w:r>
           <w:rPr>
             <w:color w:val="0A4FA8"/>
@@ -362,7 +362,7 @@
         </w:numPr>
         <w:spacing w:after="60"/>
       </w:pPr>
-      <w:hyperlink w:history="1" r:id="rIdi4omtgmjgevm3icvqbllq">
+      <w:hyperlink w:history="1" r:id="rIdlsajlav8jfoiq6cysqn2f">
         <w:r>
           <w:rPr>
             <w:color w:val="0A4FA8"/>
@@ -384,7 +384,7 @@
         </w:numPr>
         <w:spacing w:after="60"/>
       </w:pPr>
-      <w:hyperlink w:history="1" r:id="rIdhfjminotq0jcndbwno7rx">
+      <w:hyperlink w:history="1" r:id="rIda5_vtjugdb-8plvkers00">
         <w:r>
           <w:rPr>
             <w:color w:val="0A4FA8"/>
@@ -418,7 +418,7 @@
         <w:t xml:space="preserve">Big question: </w:t>
       </w:r>
       <w:r>
-        <w:t xml:space="preserve">What did the Louisiana Purchase add to the United States, and whose land was it?</w:t>
+        <w:t xml:space="preserve">What did the Louisiana Purchase add to the United States, and why did the Mississippi River matter so much?</w:t>
       </w:r>
     </w:p>
     <w:p>
@@ -678,7 +678,7 @@
         <w:spacing w:after="100"/>
       </w:pPr>
       <w:r>
-        <w:t xml:space="preserve">Students answer with evidence from at least two layers, and recognize that the map has no layer of the Native nations whose land this was: no pop-up names them. Accept answers that give the purchase's size and price from the pop-up, use the watersheds or trail as evidence of what the land offered (rivers, plains, a route west), and answer the 'whose land' half from the National Park Service figure in Before you start (more than 50 Tribal Nations met) with their own reasoning that the land was bought from France, not from the people living there. Some ways to do it: a paragraph; sketch pins for New Orleans, where control of the Mississippi mattered to western farmers, and for the places the Corps met Native nations, with notes (sketches are not saved, so students should screenshot or describe them); or a short talk using the map.</w:t>
+        <w:t xml:space="preserve">Students answer with evidence from at least two layers. Accept answers that give the purchase's size and price from the pop-up and use the watersheds, rivers or trail as evidence of what the land offered (rivers to the Gulf, plains, a route west) and why New Orleans and the Mississippi mattered to western farmers. Some ways to do it: a paragraph; sketch pins for New Orleans and for two places on the trail, with notes (sketches are not saved, so students should screenshot or describe them); or a short talk using the map. The question of whose land this was is in Looking back: the map has no Native nations layer, so it is answered from Before you start (the Corps met more than 50 Tribal Nations) and reasoning, not from the map.</w:t>
       </w:r>
     </w:p>
     <w:p>
@@ -1476,7 +1476,7 @@
       <w:pStyle w:val="Credits"/>
     </w:pPr>
     <w:r>
-      <w:t xml:space="preserve">Teacher notes: The Louisiana Purchase and the Corps of Discovery, 1803–1806, 0.3.1. For teachers.</w:t>
+      <w:t xml:space="preserve">Teacher notes: The Louisiana Purchase and the Corps of Discovery, 1803–1806, 0.4.0. For teachers.</w:t>
     </w:r>
   </w:p>
 </w:ftr>

--- a/resources/dist/sheets/louisiana-purchase-1803-1806-teacher-notes-en.docx
+++ b/resources/dist/sheets/louisiana-purchase-1803-1806-teacher-notes-en.docx
@@ -45,7 +45,7 @@
         </w:rPr>
         <w:t xml:space="preserve">Map: </w:t>
       </w:r>
-      <w:hyperlink w:history="1" r:id="rIdnnwoe1hyib1zuwcbufuzh">
+      <w:hyperlink w:history="1" r:id="rIdz3zds9b0idvkcpnbsfl75">
         <w:r>
           <w:rPr>
             <w:color w:val="0A4FA8"/>
@@ -190,11 +190,27 @@
         <w:pStyle w:val="Heading2"/>
       </w:pPr>
       <w:r>
-        <w:t xml:space="preserve">Materials</w:t>
-      </w:r>
-    </w:p>
-    <w:p>
-      <w:pPr>
+        <w:t xml:space="preserve">Before class</w:t>
+      </w:r>
+    </w:p>
+    <w:p>
+      <w:pPr>
+        <w:spacing w:after="100"/>
+      </w:pPr>
+      <w:r>
+        <w:rPr>
+          <w:b/>
+          <w:bCs/>
+        </w:rPr>
+        <w:t xml:space="preserve">About this map: </w:t>
+      </w:r>
+      <w:r>
+        <w:t xml:space="preserve">United States Watersheds and Biomes are off when the map opens; the territories, trail and campsites are on. The basemap has no place names, so students may need help finding Pittsburgh and New Orleans. The trail and campsite layers have no pop-ups.</w:t>
+      </w:r>
+    </w:p>
+    <w:p>
+      <w:pPr>
+        <w:pStyle w:val="Subtle"/>
         <w:spacing w:after="100"/>
       </w:pPr>
       <w:r>
@@ -206,22 +222,80 @@
         <w:pStyle w:val="Heading2"/>
       </w:pPr>
       <w:r>
-        <w:t xml:space="preserve">Before class</w:t>
-      </w:r>
-    </w:p>
-    <w:p>
-      <w:pPr>
-        <w:spacing w:after="100"/>
-      </w:pPr>
-      <w:r>
-        <w:rPr>
-          <w:b/>
-          <w:bCs/>
-        </w:rPr>
-        <w:t xml:space="preserve">About this map: </w:t>
-      </w:r>
-      <w:r>
-        <w:t xml:space="preserve">United States Watersheds and Biomes are off when the map opens; the territories, trail and campsites are on. The basemap has no place names, so students may need help finding Pittsburgh and New Orleans. The trail and campsite layers have no pop-ups.</w:t>
+        <w:t xml:space="preserve">Discussion questions</w:t>
+      </w:r>
+    </w:p>
+    <w:p>
+      <w:pPr>
+        <w:spacing w:after="60"/>
+        <w:ind w:left="540" w:hanging="360"/>
+      </w:pPr>
+      <w:r>
+        <w:t xml:space="preserve">1.	The purchase pop-up gives a price and an area. Looking at the watershed layer, what did the United States actually gain control of, and why was the river mouth worth more than the land?</w:t>
+      </w:r>
+    </w:p>
+    <w:p>
+      <w:pPr>
+        <w:spacing w:after="60"/>
+        <w:ind w:left="540" w:hanging="360"/>
+      </w:pPr>
+      <w:r>
+        <w:t xml:space="preserve">2.	The map has layers for the purchase, the rivers and the expedition's campsites, but none for the Native nations who lived on and governed most of this land. Whose land was the Louisiana Purchase, and what would a layer showing them change about how you read the map?</w:t>
+      </w:r>
+    </w:p>
+    <w:p>
+      <w:pPr>
+        <w:spacing w:after="60"/>
+        <w:ind w:left="540" w:hanging="360"/>
+      </w:pPr>
+      <w:r>
+        <w:t xml:space="preserve">3.	The trail runs well beyond the yellow purchase boundary before it reaches the Pacific. Using the distance you measured and the biomes you crossed, what does the route suggest about Jefferson's goals?</w:t>
+      </w:r>
+    </w:p>
+    <w:p>
+      <w:pPr>
+        <w:pStyle w:val="Heading2"/>
+      </w:pPr>
+      <w:r>
+        <w:t xml:space="preserve">Support and stretch</w:t>
+      </w:r>
+    </w:p>
+    <w:p>
+      <w:pPr>
+        <w:spacing w:after="60"/>
+      </w:pPr>
+      <w:r>
+        <w:rPr>
+          <w:b/>
+          <w:bCs/>
+        </w:rPr>
+        <w:t xml:space="preserve">Support: </w:t>
+      </w:r>
+      <w:r>
+        <w:t xml:space="preserve">Do question 1 together from the front, write the three bookmark names on the board, and point out Pittsburgh and New Orleans on the basemap before pairs start question 2.</w:t>
+      </w:r>
+    </w:p>
+    <w:p>
+      <w:pPr>
+        <w:spacing w:after="100"/>
+      </w:pPr>
+      <w:r>
+        <w:rPr>
+          <w:b/>
+          <w:bCs/>
+        </w:rPr>
+        <w:t xml:space="preserve">Stretch: </w:t>
+      </w:r>
+      <w:r>
+        <w:t xml:space="preserve">With Biomes on, follow the trail from the Rockies to the coast, list each biome the Corps crossed, and explain how the landscape changed along the way.</w:t>
+      </w:r>
+    </w:p>
+    <w:p>
+      <w:pPr>
+        <w:pStyle w:val="Heading2"/>
+      </w:pPr>
+      <w:r>
+        <w:t xml:space="preserve">Further reading</w:t>
       </w:r>
     </w:p>
     <w:p>
@@ -233,114 +307,7 @@
         </w:numPr>
         <w:spacing w:after="60"/>
       </w:pPr>
-      <w:r>
-        <w:t xml:space="preserve">Open the map and click through the bookmarks and pop-ups. Check the legend at the zoom levels the questions use; it changes as you zoom and as layers are turned on and off.</w:t>
-      </w:r>
-    </w:p>
-    <w:p>
-      <w:pPr>
-        <w:pStyle w:val="ListParagraph"/>
-        <w:numPr>
-          <w:ilvl w:val="0"/>
-          <w:numId w:val="2"/>
-        </w:numPr>
-        <w:spacing w:after="60"/>
-      </w:pPr>
-      <w:r>
-        <w:t xml:space="preserve">Decide whether students work alone, in pairs or as a whole class, and whether they use the printed sheet or a digital copy.</w:t>
-      </w:r>
-    </w:p>
-    <w:p>
-      <w:pPr>
-        <w:pStyle w:val="ListParagraph"/>
-        <w:numPr>
-          <w:ilvl w:val="0"/>
-          <w:numId w:val="2"/>
-        </w:numPr>
-        <w:spacing w:after="60"/>
-      </w:pPr>
-      <w:r>
-        <w:t xml:space="preserve">Encourage students to look for patterns and make observations, not just to find the right answers.</w:t>
-      </w:r>
-    </w:p>
-    <w:p>
-      <w:pPr>
-        <w:pStyle w:val="ListParagraph"/>
-        <w:numPr>
-          <w:ilvl w:val="0"/>
-          <w:numId w:val="2"/>
-        </w:numPr>
-        <w:spacing w:after="60"/>
-      </w:pPr>
-      <w:r>
-        <w:t xml:space="preserve">Layers the questions don't use are there for further study.</w:t>
-      </w:r>
-    </w:p>
-    <w:p>
-      <w:pPr>
-        <w:pStyle w:val="Heading2"/>
-      </w:pPr>
-      <w:r>
-        <w:t xml:space="preserve">Discussion questions</w:t>
-      </w:r>
-    </w:p>
-    <w:p>
-      <w:pPr>
-        <w:pStyle w:val="ListParagraph"/>
-        <w:numPr>
-          <w:ilvl w:val="0"/>
-          <w:numId w:val="{n-0}"/>
-        </w:numPr>
-        <w:spacing w:after="60"/>
-      </w:pPr>
-      <w:r>
-        <w:t xml:space="preserve">The purchase pop-up gives a price and an area. Looking at the watershed layer, what did the United States actually gain control of, and why was the river mouth worth more than the land?</w:t>
-      </w:r>
-    </w:p>
-    <w:p>
-      <w:pPr>
-        <w:pStyle w:val="ListParagraph"/>
-        <w:numPr>
-          <w:ilvl w:val="0"/>
-          <w:numId w:val="{n-0}"/>
-        </w:numPr>
-        <w:spacing w:after="60"/>
-      </w:pPr>
-      <w:r>
-        <w:t xml:space="preserve">The map has layers for the purchase, the rivers and the expedition's campsites, but none for the Native nations who lived on and governed most of this land. Whose land was the Louisiana Purchase, and what would a layer showing them change about how you read the map?</w:t>
-      </w:r>
-    </w:p>
-    <w:p>
-      <w:pPr>
-        <w:pStyle w:val="ListParagraph"/>
-        <w:numPr>
-          <w:ilvl w:val="0"/>
-          <w:numId w:val="{n-0}"/>
-        </w:numPr>
-        <w:spacing w:after="60"/>
-      </w:pPr>
-      <w:r>
-        <w:t xml:space="preserve">The trail runs well beyond the yellow purchase boundary before it reaches the Pacific. Using the distance you measured and the biomes you crossed, what does the route suggest about Jefferson's goals?</w:t>
-      </w:r>
-    </w:p>
-    <w:p>
-      <w:pPr>
-        <w:pStyle w:val="Heading2"/>
-      </w:pPr>
-      <w:r>
-        <w:t xml:space="preserve">Further reading</w:t>
-      </w:r>
-    </w:p>
-    <w:p>
-      <w:pPr>
-        <w:pStyle w:val="ListParagraph"/>
-        <w:numPr>
-          <w:ilvl w:val="0"/>
-          <w:numId w:val="2"/>
-        </w:numPr>
-        <w:spacing w:after="60"/>
-      </w:pPr>
-      <w:hyperlink w:history="1" r:id="rIdufvda_ces8czv14go3m_y">
+      <w:hyperlink w:history="1" r:id="rIdi_drzo6stolvv4osxtimc">
         <w:r>
           <w:rPr>
             <w:color w:val="0A4FA8"/>
@@ -362,7 +329,7 @@
         </w:numPr>
         <w:spacing w:after="60"/>
       </w:pPr>
-      <w:hyperlink w:history="1" r:id="rIdlsajlav8jfoiq6cysqn2f">
+      <w:hyperlink w:history="1" r:id="rIdbiv8ksk33ts3qtvqlv4kw">
         <w:r>
           <w:rPr>
             <w:color w:val="0A4FA8"/>
@@ -384,7 +351,7 @@
         </w:numPr>
         <w:spacing w:after="60"/>
       </w:pPr>
-      <w:hyperlink w:history="1" r:id="rIda5_vtjugdb-8plvkers00">
+      <w:hyperlink w:history="1" r:id="rIdvjcg-8_o7ij3eqm6qnsbc">
         <w:r>
           <w:rPr>
             <w:color w:val="0A4FA8"/>
@@ -426,7 +393,7 @@
         <w:pStyle w:val="Heading3"/>
       </w:pPr>
       <w:r>
-        <w:t xml:space="preserve">1. A bigger country</w:t>
+        <w:t xml:space="preserve">1. A bigger country (if you only do one), about 12 minutes</w:t>
       </w:r>
     </w:p>
     <w:p>
@@ -448,6 +415,67 @@
           <w:b/>
           <w:bCs/>
         </w:rPr>
+        <w:t xml:space="preserve">From the front: </w:t>
+      </w:r>
+      <w:r>
+        <w:t xml:space="preserve"/>
+      </w:r>
+    </w:p>
+    <w:p>
+      <w:pPr>
+        <w:spacing w:after="40"/>
+        <w:ind w:left="900" w:hanging="360"/>
+      </w:pPr>
+      <w:r>
+        <w:t xml:space="preserve">1.	Open The Louisiana Purchase bookmark.</w:t>
+      </w:r>
+    </w:p>
+    <w:p>
+      <w:pPr>
+        <w:spacing w:after="40"/>
+        <w:ind w:left="900" w:hanging="360"/>
+      </w:pPr>
+      <w:r>
+        <w:t xml:space="preserve">2.	Open the legend: green for the land of 1783, yellow for the Louisiana Purchase.</w:t>
+      </w:r>
+    </w:p>
+    <w:p>
+      <w:pPr>
+        <w:spacing w:after="40"/>
+        <w:ind w:left="900" w:hanging="360"/>
+      </w:pPr>
+      <w:r>
+        <w:t xml:space="preserve">3.	Ask: about how much bigger did the country become?</w:t>
+      </w:r>
+    </w:p>
+    <w:p>
+      <w:pPr>
+        <w:spacing w:after="40"/>
+        <w:ind w:left="900" w:hanging="360"/>
+      </w:pPr>
+      <w:r>
+        <w:t xml:space="preserve">4.	Click inside the yellow area and read the Notes in the pop-up.</w:t>
+      </w:r>
+    </w:p>
+    <w:p>
+      <w:pPr>
+        <w:spacing w:after="40"/>
+        <w:ind w:left="900" w:hanging="360"/>
+      </w:pPr>
+      <w:r>
+        <w:t xml:space="preserve">5.	Ask: how much land was it, and what did it cost?</w:t>
+      </w:r>
+    </w:p>
+    <w:p>
+      <w:pPr>
+        <w:spacing w:after="100"/>
+        <w:ind w:left="360"/>
+      </w:pPr>
+      <w:r>
+        <w:rPr>
+          <w:b/>
+          <w:bCs/>
+        </w:rPr>
         <w:t xml:space="preserve">Where to find it on the map: </w:t>
       </w:r>
       <w:r>
@@ -491,7 +519,7 @@
         <w:pStyle w:val="Heading3"/>
       </w:pPr>
       <w:r>
-        <w:t xml:space="preserve">2. Why New Orleans?</w:t>
+        <w:t xml:space="preserve">2. Why New Orleans?, about 15 minutes</w:t>
       </w:r>
     </w:p>
     <w:p>
@@ -513,6 +541,76 @@
           <w:b/>
           <w:bCs/>
         </w:rPr>
+        <w:t xml:space="preserve">From the front: </w:t>
+      </w:r>
+      <w:r>
+        <w:t xml:space="preserve"/>
+      </w:r>
+    </w:p>
+    <w:p>
+      <w:pPr>
+        <w:spacing w:after="40"/>
+        <w:ind w:left="900" w:hanging="360"/>
+      </w:pPr>
+      <w:r>
+        <w:t xml:space="preserve">1.	In Map layers, turn on United States Watersheds.</w:t>
+      </w:r>
+    </w:p>
+    <w:p>
+      <w:pPr>
+        <w:spacing w:after="40"/>
+        <w:ind w:left="900" w:hanging="360"/>
+      </w:pPr>
+      <w:r>
+        <w:t xml:space="preserve">2.	Click inside the large brown outline along the Ohio River and read the first line of the pop-up.</w:t>
+      </w:r>
+    </w:p>
+    <w:p>
+      <w:pPr>
+        <w:spacing w:after="40"/>
+        <w:ind w:left="900" w:hanging="360"/>
+      </w:pPr>
+      <w:r>
+        <w:t xml:space="preserve">3.	Click inside the outline along the Missouri River and read its name.</w:t>
+      </w:r>
+    </w:p>
+    <w:p>
+      <w:pPr>
+        <w:spacing w:after="40"/>
+        <w:ind w:left="900" w:hanging="360"/>
+      </w:pPr>
+      <w:r>
+        <w:t xml:space="preserve">4.	Zoom out and follow both rivers on the basemap to where their water reaches the sea.</w:t>
+      </w:r>
+    </w:p>
+    <w:p>
+      <w:pPr>
+        <w:spacing w:after="40"/>
+        <w:ind w:left="900" w:hanging="360"/>
+      </w:pPr>
+      <w:r>
+        <w:t xml:space="preserve">5.	Ask: which big river do they flow into, and which city sits near its mouth?</w:t>
+      </w:r>
+    </w:p>
+    <w:p>
+      <w:pPr>
+        <w:spacing w:after="40"/>
+        <w:ind w:left="900" w:hanging="360"/>
+      </w:pPr>
+      <w:r>
+        <w:t xml:space="preserve">6.	Ask: why did control of New Orleans matter to farmers west of the Appalachians?</w:t>
+      </w:r>
+    </w:p>
+    <w:p>
+      <w:pPr>
+        <w:spacing w:after="100"/>
+        <w:ind w:left="360"/>
+      </w:pPr>
+      <w:r>
+        <w:rPr>
+          <w:b/>
+          <w:bCs/>
+        </w:rPr>
         <w:t xml:space="preserve">Where to find it on the map: </w:t>
       </w:r>
       <w:r>
@@ -556,7 +654,7 @@
         <w:pStyle w:val="Heading3"/>
       </w:pPr>
       <w:r>
-        <w:t xml:space="preserve">3. Up the Missouri</w:t>
+        <w:t xml:space="preserve">3. Up the Missouri, about 10 minutes</w:t>
       </w:r>
     </w:p>
     <w:p>
@@ -578,6 +676,76 @@
           <w:b/>
           <w:bCs/>
         </w:rPr>
+        <w:t xml:space="preserve">From the front: </w:t>
+      </w:r>
+      <w:r>
+        <w:t xml:space="preserve"/>
+      </w:r>
+    </w:p>
+    <w:p>
+      <w:pPr>
+        <w:spacing w:after="40"/>
+        <w:ind w:left="900" w:hanging="360"/>
+      </w:pPr>
+      <w:r>
+        <w:t xml:space="preserve">1.	Open the Up the Missouri bookmark.</w:t>
+      </w:r>
+    </w:p>
+    <w:p>
+      <w:pPr>
+        <w:spacing w:after="40"/>
+        <w:ind w:left="900" w:hanging="360"/>
+      </w:pPr>
+      <w:r>
+        <w:t xml:space="preserve">2.	Trace the purple trail line and the campsite symbols up the Missouri River.</w:t>
+      </w:r>
+    </w:p>
+    <w:p>
+      <w:pPr>
+        <w:spacing w:after="40"/>
+        <w:ind w:left="900" w:hanging="360"/>
+      </w:pPr>
+      <w:r>
+        <w:t xml:space="preserve">3.	In Map layers, turn off United States Watersheds and turn on Biomes.</w:t>
+      </w:r>
+    </w:p>
+    <w:p>
+      <w:pPr>
+        <w:spacing w:after="40"/>
+        <w:ind w:left="900" w:hanging="360"/>
+      </w:pPr>
+      <w:r>
+        <w:t xml:space="preserve">4.	Click the shading along the route and read the first line of the pop-up.</w:t>
+      </w:r>
+    </w:p>
+    <w:p>
+      <w:pPr>
+        <w:spacing w:after="40"/>
+        <w:ind w:left="900" w:hanging="360"/>
+      </w:pPr>
+      <w:r>
+        <w:t xml:space="preserve">5.	Ask: which biome covers the Great Plains?</w:t>
+      </w:r>
+    </w:p>
+    <w:p>
+      <w:pPr>
+        <w:spacing w:after="40"/>
+        <w:ind w:left="900" w:hanging="360"/>
+      </w:pPr>
+      <w:r>
+        <w:t xml:space="preserve">6.	Ask: looking at where the campsites sit, why did the Corps travel along rivers?</w:t>
+      </w:r>
+    </w:p>
+    <w:p>
+      <w:pPr>
+        <w:spacing w:after="100"/>
+        <w:ind w:left="360"/>
+      </w:pPr>
+      <w:r>
+        <w:rPr>
+          <w:b/>
+          <w:bCs/>
+        </w:rPr>
         <w:t xml:space="preserve">Where to find it on the map: </w:t>
       </w:r>
       <w:r>
@@ -605,7 +773,7 @@
         <w:pStyle w:val="Heading3"/>
       </w:pPr>
       <w:r>
-        <w:t xml:space="preserve">4. Across the Rockies</w:t>
+        <w:t xml:space="preserve">4. Across the Rockies, about 12 minutes</w:t>
       </w:r>
     </w:p>
     <w:p>
@@ -615,6 +783,76 @@
       </w:pPr>
       <w:r>
         <w:t xml:space="preserve">Open the Across the Rockies to the Pacific bookmark. Note where the trail leaves the yellow purchase, then measure the straight-line distance from the trail's eastern end at Pittsburgh to its western end on the Pacific coast.</w:t>
+      </w:r>
+    </w:p>
+    <w:p>
+      <w:pPr>
+        <w:spacing w:after="100"/>
+        <w:ind w:left="360"/>
+      </w:pPr>
+      <w:r>
+        <w:rPr>
+          <w:b/>
+          <w:bCs/>
+        </w:rPr>
+        <w:t xml:space="preserve">From the front: </w:t>
+      </w:r>
+      <w:r>
+        <w:t xml:space="preserve"/>
+      </w:r>
+    </w:p>
+    <w:p>
+      <w:pPr>
+        <w:spacing w:after="40"/>
+        <w:ind w:left="900" w:hanging="360"/>
+      </w:pPr>
+      <w:r>
+        <w:t xml:space="preserve">1.	Open the Across the Rockies to the Pacific bookmark.</w:t>
+      </w:r>
+    </w:p>
+    <w:p>
+      <w:pPr>
+        <w:spacing w:after="40"/>
+        <w:ind w:left="900" w:hanging="360"/>
+      </w:pPr>
+      <w:r>
+        <w:t xml:space="preserve">2.	Follow the trail line west and point to where it leaves the yellow Louisiana Purchase.</w:t>
+      </w:r>
+    </w:p>
+    <w:p>
+      <w:pPr>
+        <w:spacing w:after="40"/>
+        <w:ind w:left="900" w:hanging="360"/>
+      </w:pPr>
+      <w:r>
+        <w:t xml:space="preserve">3.	Ask: was the Pacific coast part of the purchase?</w:t>
+      </w:r>
+    </w:p>
+    <w:p>
+      <w:pPr>
+        <w:spacing w:after="40"/>
+        <w:ind w:left="900" w:hanging="360"/>
+      </w:pPr>
+      <w:r>
+        <w:t xml:space="preserve">4.	Zoom out until the whole trail is on screen.</w:t>
+      </w:r>
+    </w:p>
+    <w:p>
+      <w:pPr>
+        <w:spacing w:after="40"/>
+        <w:ind w:left="900" w:hanging="360"/>
+      </w:pPr>
+      <w:r>
+        <w:t xml:space="preserve">5.	Open Measure and click from the trail's eastern end at Pittsburgh to its western end on the Pacific coast.</w:t>
+      </w:r>
+    </w:p>
+    <w:p>
+      <w:pPr>
+        <w:spacing w:after="40"/>
+        <w:ind w:left="900" w:hanging="360"/>
+      </w:pPr>
+      <w:r>
+        <w:t xml:space="preserve">6.	Ask: how does the straight-line distance compare with the trail's 4,900 miles?</w:t>
       </w:r>
     </w:p>
     <w:p>
@@ -1476,7 +1714,7 @@
       <w:pStyle w:val="Credits"/>
     </w:pPr>
     <w:r>
-      <w:t xml:space="preserve">Teacher notes: The Louisiana Purchase and the Corps of Discovery, 1803–1806, 0.4.0. For teachers.</w:t>
+      <w:t xml:space="preserve">Teacher notes: The Louisiana Purchase and the Corps of Discovery, 1803–1806, 0.5.0. For teachers.</w:t>
     </w:r>
   </w:p>
 </w:ftr>

--- a/resources/dist/sheets/louisiana-purchase-1803-1806-teacher-notes-en.docx
+++ b/resources/dist/sheets/louisiana-purchase-1803-1806-teacher-notes-en.docx
@@ -45,7 +45,7 @@
         </w:rPr>
         <w:t xml:space="preserve">Map: </w:t>
       </w:r>
-      <w:hyperlink w:history="1" r:id="rIdz3zds9b0idvkcpnbsfl75">
+      <w:hyperlink w:history="1" r:id="rIdc35fwdqvhhq7yq2i86yxz">
         <w:r>
           <w:rPr>
             <w:color w:val="0A4FA8"/>
@@ -307,7 +307,7 @@
         </w:numPr>
         <w:spacing w:after="60"/>
       </w:pPr>
-      <w:hyperlink w:history="1" r:id="rIdi_drzo6stolvv4osxtimc">
+      <w:hyperlink w:history="1" r:id="rIdk-_qy3mo3kdfkp0eo5yor">
         <w:r>
           <w:rPr>
             <w:color w:val="0A4FA8"/>
@@ -329,7 +329,7 @@
         </w:numPr>
         <w:spacing w:after="60"/>
       </w:pPr>
-      <w:hyperlink w:history="1" r:id="rIdbiv8ksk33ts3qtvqlv4kw">
+      <w:hyperlink w:history="1" r:id="rIdt4rzhp42mgpvns7xdqf-3">
         <w:r>
           <w:rPr>
             <w:color w:val="0A4FA8"/>
@@ -351,7 +351,7 @@
         </w:numPr>
         <w:spacing w:after="60"/>
       </w:pPr>
-      <w:hyperlink w:history="1" r:id="rIdvjcg-8_o7ij3eqm6qnsbc">
+      <w:hyperlink w:history="1" r:id="rIdmzafnwggcqekpitylm4w7">
         <w:r>
           <w:rPr>
             <w:color w:val="0A4FA8"/>

--- a/resources/dist/sheets/louisiana-purchase-1803-1806-teacher-notes-en.docx
+++ b/resources/dist/sheets/louisiana-purchase-1803-1806-teacher-notes-en.docx
@@ -45,7 +45,7 @@
         </w:rPr>
         <w:t xml:space="preserve">Map: </w:t>
       </w:r>
-      <w:hyperlink w:history="1" r:id="rIdc35fwdqvhhq7yq2i86yxz">
+      <w:hyperlink w:history="1" r:id="rId2_-2krix_miv5ytieiac6">
         <w:r>
           <w:rPr>
             <w:color w:val="0A4FA8"/>
@@ -307,7 +307,7 @@
         </w:numPr>
         <w:spacing w:after="60"/>
       </w:pPr>
-      <w:hyperlink w:history="1" r:id="rIdk-_qy3mo3kdfkp0eo5yor">
+      <w:hyperlink w:history="1" r:id="rIdpfjkqobnwnfmc-0bwitty">
         <w:r>
           <w:rPr>
             <w:color w:val="0A4FA8"/>
@@ -329,7 +329,7 @@
         </w:numPr>
         <w:spacing w:after="60"/>
       </w:pPr>
-      <w:hyperlink w:history="1" r:id="rIdt4rzhp42mgpvns7xdqf-3">
+      <w:hyperlink w:history="1" r:id="rIdc2qyukyndnajssfu1ysjx">
         <w:r>
           <w:rPr>
             <w:color w:val="0A4FA8"/>
@@ -351,7 +351,7 @@
         </w:numPr>
         <w:spacing w:after="60"/>
       </w:pPr>
-      <w:hyperlink w:history="1" r:id="rIdmzafnwggcqekpitylm4w7">
+      <w:hyperlink w:history="1" r:id="rIdha-h3agg0htscsmaocx-m">
         <w:r>
           <w:rPr>
             <w:color w:val="0A4FA8"/>
@@ -1714,7 +1714,7 @@
       <w:pStyle w:val="Credits"/>
     </w:pPr>
     <w:r>
-      <w:t xml:space="preserve">Teacher notes: The Louisiana Purchase and the Corps of Discovery, 1803–1806, 0.5.0. For teachers.</w:t>
+      <w:t xml:space="preserve">Teacher notes: The Louisiana Purchase and the Corps of Discovery, 1803–1806, 0.6.0. For teachers.</w:t>
     </w:r>
   </w:p>
 </w:ftr>

--- a/resources/dist/sheets/louisiana-purchase-1803-1806-teacher-notes-en.docx
+++ b/resources/dist/sheets/louisiana-purchase-1803-1806-teacher-notes-en.docx
@@ -45,7 +45,7 @@
         </w:rPr>
         <w:t xml:space="preserve">Map: </w:t>
       </w:r>
-      <w:hyperlink w:history="1" r:id="rId2_-2krix_miv5ytieiac6">
+      <w:hyperlink w:history="1" r:id="rIdg1e47pcbgn0bfyc5cmmwv">
         <w:r>
           <w:rPr>
             <w:color w:val="0A4FA8"/>
@@ -307,7 +307,7 @@
         </w:numPr>
         <w:spacing w:after="60"/>
       </w:pPr>
-      <w:hyperlink w:history="1" r:id="rIdpfjkqobnwnfmc-0bwitty">
+      <w:hyperlink w:history="1" r:id="rId89qcjmhjeido0qdaedm1n">
         <w:r>
           <w:rPr>
             <w:color w:val="0A4FA8"/>
@@ -329,7 +329,7 @@
         </w:numPr>
         <w:spacing w:after="60"/>
       </w:pPr>
-      <w:hyperlink w:history="1" r:id="rIdc2qyukyndnajssfu1ysjx">
+      <w:hyperlink w:history="1" r:id="rIdukm7zdonivlarsw4exbns">
         <w:r>
           <w:rPr>
             <w:color w:val="0A4FA8"/>
@@ -351,7 +351,7 @@
         </w:numPr>
         <w:spacing w:after="60"/>
       </w:pPr>
-      <w:hyperlink w:history="1" r:id="rIdha-h3agg0htscsmaocx-m">
+      <w:hyperlink w:history="1" r:id="rIdnv1rja3n-x6xinzje-pha">
         <w:r>
           <w:rPr>
             <w:color w:val="0A4FA8"/>
@@ -917,6 +917,816 @@
       </w:pPr>
       <w:r>
         <w:t xml:space="preserve">Students answer with evidence from at least two layers. Accept answers that give the purchase's size and price from the pop-up and use the watersheds, rivers or trail as evidence of what the land offered (rivers to the Gulf, plains, a route west) and why New Orleans and the Mississippi mattered to western farmers. Some ways to do it: a paragraph; sketch pins for New Orleans and for two places on the trail, with notes (sketches are not saved, so students should screenshot or describe them); or a short talk using the map. The question of whose land this was is in Looking back: the map has no Native nations layer, so it is answered from Before you start (the Corps met more than 50 Tribal Nations) and reasoning, not from the map.</w:t>
+      </w:r>
+    </w:p>
+    <w:p>
+      <w:pPr>
+        <w:pStyle w:val="Heading2"/>
+      </w:pPr>
+      <w:r>
+        <w:t xml:space="preserve">Assessing the answer</w:t>
+      </w:r>
+    </w:p>
+    <w:p>
+      <w:pPr>
+        <w:spacing w:after="100"/>
+      </w:pPr>
+      <w:r>
+        <w:t xml:space="preserve">One way to assess the answer to the compelling question: the rubric every lesson shares (four criteria, four levels), with this lesson's own line on what counts as map evidence, and a model answer at the top level. Use it as it is, adapt it, or use your own.</w:t>
+      </w:r>
+    </w:p>
+    <w:p>
+      <w:pPr>
+        <w:spacing w:after="100"/>
+        <w:ind w:left="360"/>
+      </w:pPr>
+      <w:r>
+        <w:rPr>
+          <w:b/>
+          <w:bCs/>
+        </w:rPr>
+        <w:t xml:space="preserve">Map evidence in this lesson: </w:t>
+      </w:r>
+      <w:r>
+        <w:t xml:space="preserve">Strong answers use the Louisiana Purchase 1803 pop-up Notes (530,000,000 acres, $15 million) against the legend's green land of 1783, the United States Watersheds pop-ups (Ohio Region, Missouri Region) traced on the basemap to the Mississippi and New Orleans, the Biomes pop-up (Temperate Grasslands, Savannas &amp; Shrublands) and a Measure distance from Pittsburgh to the Pacific of about 2,200 miles.</w:t>
+      </w:r>
+    </w:p>
+    <w:tbl>
+      <w:tblPr>
+        <w:tblW w:type="dxa" w:w="10080"/>
+        <w:tblBorders>
+          <w:top w:val="single" w:color="auto" w:sz="4"/>
+          <w:left w:val="single" w:color="auto" w:sz="4"/>
+          <w:bottom w:val="single" w:color="auto" w:sz="4"/>
+          <w:right w:val="single" w:color="auto" w:sz="4"/>
+          <w:insideH w:val="single" w:color="auto" w:sz="4"/>
+          <w:insideV w:val="single" w:color="auto" w:sz="4"/>
+        </w:tblBorders>
+      </w:tblPr>
+      <w:tblGrid>
+        <w:gridCol w:w="2016"/>
+        <w:gridCol w:w="2016"/>
+        <w:gridCol w:w="2016"/>
+        <w:gridCol w:w="2016"/>
+        <w:gridCol w:w="2016"/>
+      </w:tblGrid>
+      <w:tr>
+        <w:trPr>
+          <w:tblHeader/>
+        </w:trPr>
+        <w:tc>
+          <w:tcPr>
+            <w:tcW w:type="dxa" w:w="2016"/>
+            <w:tcBorders>
+              <w:top w:val="single" w:color="BFBFBF" w:sz="4"/>
+              <w:left w:val="single" w:color="BFBFBF" w:sz="4"/>
+              <w:bottom w:val="single" w:color="BFBFBF" w:sz="4"/>
+              <w:right w:val="single" w:color="BFBFBF" w:sz="4"/>
+            </w:tcBorders>
+            <w:shd w:fill="E7EDF3" w:color="auto" w:val="clear"/>
+            <w:tcMar>
+              <w:top w:type="dxa" w:w="60"/>
+              <w:left w:type="dxa" w:w="90"/>
+              <w:bottom w:type="dxa" w:w="60"/>
+              <w:right w:type="dxa" w:w="90"/>
+            </w:tcMar>
+          </w:tcPr>
+          <w:p>
+            <w:r>
+              <w:rPr>
+                <w:b/>
+                <w:bCs/>
+                <w:sz w:val="20"/>
+                <w:szCs w:val="20"/>
+              </w:rPr>
+              <w:t xml:space="preserve">Criterion</w:t>
+            </w:r>
+          </w:p>
+        </w:tc>
+        <w:tc>
+          <w:tcPr>
+            <w:tcW w:type="dxa" w:w="2016"/>
+            <w:tcBorders>
+              <w:top w:val="single" w:color="BFBFBF" w:sz="4"/>
+              <w:left w:val="single" w:color="BFBFBF" w:sz="4"/>
+              <w:bottom w:val="single" w:color="BFBFBF" w:sz="4"/>
+              <w:right w:val="single" w:color="BFBFBF" w:sz="4"/>
+            </w:tcBorders>
+            <w:shd w:fill="E7EDF3" w:color="auto" w:val="clear"/>
+            <w:tcMar>
+              <w:top w:type="dxa" w:w="60"/>
+              <w:left w:type="dxa" w:w="90"/>
+              <w:bottom w:type="dxa" w:w="60"/>
+              <w:right w:type="dxa" w:w="90"/>
+            </w:tcMar>
+          </w:tcPr>
+          <w:p>
+            <w:r>
+              <w:rPr>
+                <w:b/>
+                <w:bCs/>
+                <w:sz w:val="20"/>
+                <w:szCs w:val="20"/>
+              </w:rPr>
+              <w:t xml:space="preserve">1 Beginning</w:t>
+            </w:r>
+          </w:p>
+        </w:tc>
+        <w:tc>
+          <w:tcPr>
+            <w:tcW w:type="dxa" w:w="2016"/>
+            <w:tcBorders>
+              <w:top w:val="single" w:color="BFBFBF" w:sz="4"/>
+              <w:left w:val="single" w:color="BFBFBF" w:sz="4"/>
+              <w:bottom w:val="single" w:color="BFBFBF" w:sz="4"/>
+              <w:right w:val="single" w:color="BFBFBF" w:sz="4"/>
+            </w:tcBorders>
+            <w:shd w:fill="E7EDF3" w:color="auto" w:val="clear"/>
+            <w:tcMar>
+              <w:top w:type="dxa" w:w="60"/>
+              <w:left w:type="dxa" w:w="90"/>
+              <w:bottom w:type="dxa" w:w="60"/>
+              <w:right w:type="dxa" w:w="90"/>
+            </w:tcMar>
+          </w:tcPr>
+          <w:p>
+            <w:r>
+              <w:rPr>
+                <w:b/>
+                <w:bCs/>
+                <w:sz w:val="20"/>
+                <w:szCs w:val="20"/>
+              </w:rPr>
+              <w:t xml:space="preserve">2 Developing</w:t>
+            </w:r>
+          </w:p>
+        </w:tc>
+        <w:tc>
+          <w:tcPr>
+            <w:tcW w:type="dxa" w:w="2016"/>
+            <w:tcBorders>
+              <w:top w:val="single" w:color="BFBFBF" w:sz="4"/>
+              <w:left w:val="single" w:color="BFBFBF" w:sz="4"/>
+              <w:bottom w:val="single" w:color="BFBFBF" w:sz="4"/>
+              <w:right w:val="single" w:color="BFBFBF" w:sz="4"/>
+            </w:tcBorders>
+            <w:shd w:fill="E7EDF3" w:color="auto" w:val="clear"/>
+            <w:tcMar>
+              <w:top w:type="dxa" w:w="60"/>
+              <w:left w:type="dxa" w:w="90"/>
+              <w:bottom w:type="dxa" w:w="60"/>
+              <w:right w:type="dxa" w:w="90"/>
+            </w:tcMar>
+          </w:tcPr>
+          <w:p>
+            <w:r>
+              <w:rPr>
+                <w:b/>
+                <w:bCs/>
+                <w:sz w:val="20"/>
+                <w:szCs w:val="20"/>
+              </w:rPr>
+              <w:t xml:space="preserve">3 Secure</w:t>
+            </w:r>
+          </w:p>
+        </w:tc>
+        <w:tc>
+          <w:tcPr>
+            <w:tcW w:type="dxa" w:w="2016"/>
+            <w:tcBorders>
+              <w:top w:val="single" w:color="BFBFBF" w:sz="4"/>
+              <w:left w:val="single" w:color="BFBFBF" w:sz="4"/>
+              <w:bottom w:val="single" w:color="BFBFBF" w:sz="4"/>
+              <w:right w:val="single" w:color="BFBFBF" w:sz="4"/>
+            </w:tcBorders>
+            <w:shd w:fill="E7EDF3" w:color="auto" w:val="clear"/>
+            <w:tcMar>
+              <w:top w:type="dxa" w:w="60"/>
+              <w:left w:type="dxa" w:w="90"/>
+              <w:bottom w:type="dxa" w:w="60"/>
+              <w:right w:type="dxa" w:w="90"/>
+            </w:tcMar>
+          </w:tcPr>
+          <w:p>
+            <w:r>
+              <w:rPr>
+                <w:b/>
+                <w:bCs/>
+                <w:sz w:val="20"/>
+                <w:szCs w:val="20"/>
+              </w:rPr>
+              <w:t xml:space="preserve">4 Strong</w:t>
+            </w:r>
+          </w:p>
+        </w:tc>
+      </w:tr>
+      <w:tr>
+        <w:trPr>
+          <w:cantSplit/>
+        </w:trPr>
+        <w:tc>
+          <w:tcPr>
+            <w:tcW w:type="dxa" w:w="2016"/>
+            <w:tcBorders>
+              <w:top w:val="single" w:color="BFBFBF" w:sz="4"/>
+              <w:left w:val="single" w:color="BFBFBF" w:sz="4"/>
+              <w:bottom w:val="single" w:color="BFBFBF" w:sz="4"/>
+              <w:right w:val="single" w:color="BFBFBF" w:sz="4"/>
+            </w:tcBorders>
+            <w:tcMar>
+              <w:top w:type="dxa" w:w="60"/>
+              <w:left w:type="dxa" w:w="90"/>
+              <w:bottom w:type="dxa" w:w="60"/>
+              <w:right w:type="dxa" w:w="90"/>
+            </w:tcMar>
+          </w:tcPr>
+          <w:p>
+            <w:r>
+              <w:rPr>
+                <w:b w:val="false"/>
+                <w:bCs w:val="false"/>
+                <w:sz w:val="20"/>
+                <w:szCs w:val="20"/>
+              </w:rPr>
+              <w:t xml:space="preserve">Claim</w:t>
+            </w:r>
+          </w:p>
+        </w:tc>
+        <w:tc>
+          <w:tcPr>
+            <w:tcW w:type="dxa" w:w="2016"/>
+            <w:tcBorders>
+              <w:top w:val="single" w:color="BFBFBF" w:sz="4"/>
+              <w:left w:val="single" w:color="BFBFBF" w:sz="4"/>
+              <w:bottom w:val="single" w:color="BFBFBF" w:sz="4"/>
+              <w:right w:val="single" w:color="BFBFBF" w:sz="4"/>
+            </w:tcBorders>
+            <w:tcMar>
+              <w:top w:type="dxa" w:w="60"/>
+              <w:left w:type="dxa" w:w="90"/>
+              <w:bottom w:type="dxa" w:w="60"/>
+              <w:right w:type="dxa" w:w="90"/>
+            </w:tcMar>
+          </w:tcPr>
+          <w:p>
+            <w:r>
+              <w:rPr>
+                <w:b w:val="false"/>
+                <w:bCs w:val="false"/>
+                <w:sz w:val="20"/>
+                <w:szCs w:val="20"/>
+              </w:rPr>
+              <w:t xml:space="preserve">No clear answer to the big question, or restates the question.</w:t>
+            </w:r>
+          </w:p>
+        </w:tc>
+        <w:tc>
+          <w:tcPr>
+            <w:tcW w:type="dxa" w:w="2016"/>
+            <w:tcBorders>
+              <w:top w:val="single" w:color="BFBFBF" w:sz="4"/>
+              <w:left w:val="single" w:color="BFBFBF" w:sz="4"/>
+              <w:bottom w:val="single" w:color="BFBFBF" w:sz="4"/>
+              <w:right w:val="single" w:color="BFBFBF" w:sz="4"/>
+            </w:tcBorders>
+            <w:tcMar>
+              <w:top w:type="dxa" w:w="60"/>
+              <w:left w:type="dxa" w:w="90"/>
+              <w:bottom w:type="dxa" w:w="60"/>
+              <w:right w:type="dxa" w:w="90"/>
+            </w:tcMar>
+          </w:tcPr>
+          <w:p>
+            <w:r>
+              <w:rPr>
+                <w:b w:val="false"/>
+                <w:bCs w:val="false"/>
+                <w:sz w:val="20"/>
+                <w:szCs w:val="20"/>
+              </w:rPr>
+              <w:t xml:space="preserve">Gives an answer, but it is vague or only partly about the big question.</w:t>
+            </w:r>
+          </w:p>
+        </w:tc>
+        <w:tc>
+          <w:tcPr>
+            <w:tcW w:type="dxa" w:w="2016"/>
+            <w:tcBorders>
+              <w:top w:val="single" w:color="BFBFBF" w:sz="4"/>
+              <w:left w:val="single" w:color="BFBFBF" w:sz="4"/>
+              <w:bottom w:val="single" w:color="BFBFBF" w:sz="4"/>
+              <w:right w:val="single" w:color="BFBFBF" w:sz="4"/>
+            </w:tcBorders>
+            <w:tcMar>
+              <w:top w:type="dxa" w:w="60"/>
+              <w:left w:type="dxa" w:w="90"/>
+              <w:bottom w:type="dxa" w:w="60"/>
+              <w:right w:type="dxa" w:w="90"/>
+            </w:tcMar>
+          </w:tcPr>
+          <w:p>
+            <w:r>
+              <w:rPr>
+                <w:b w:val="false"/>
+                <w:bCs w:val="false"/>
+                <w:sz w:val="20"/>
+                <w:szCs w:val="20"/>
+              </w:rPr>
+              <w:t xml:space="preserve">Gives a clear answer to the big question.</w:t>
+            </w:r>
+          </w:p>
+        </w:tc>
+        <w:tc>
+          <w:tcPr>
+            <w:tcW w:type="dxa" w:w="2016"/>
+            <w:tcBorders>
+              <w:top w:val="single" w:color="BFBFBF" w:sz="4"/>
+              <w:left w:val="single" w:color="BFBFBF" w:sz="4"/>
+              <w:bottom w:val="single" w:color="BFBFBF" w:sz="4"/>
+              <w:right w:val="single" w:color="BFBFBF" w:sz="4"/>
+            </w:tcBorders>
+            <w:tcMar>
+              <w:top w:type="dxa" w:w="60"/>
+              <w:left w:type="dxa" w:w="90"/>
+              <w:bottom w:type="dxa" w:w="60"/>
+              <w:right w:type="dxa" w:w="90"/>
+            </w:tcMar>
+          </w:tcPr>
+          <w:p>
+            <w:r>
+              <w:rPr>
+                <w:b w:val="false"/>
+                <w:bCs w:val="false"/>
+                <w:sz w:val="20"/>
+                <w:szCs w:val="20"/>
+              </w:rPr>
+              <w:t xml:space="preserve">Gives a clear answer and says how far it holds (for example, where or when it does not).</w:t>
+            </w:r>
+          </w:p>
+        </w:tc>
+      </w:tr>
+      <w:tr>
+        <w:trPr>
+          <w:cantSplit/>
+        </w:trPr>
+        <w:tc>
+          <w:tcPr>
+            <w:tcW w:type="dxa" w:w="2016"/>
+            <w:tcBorders>
+              <w:top w:val="single" w:color="BFBFBF" w:sz="4"/>
+              <w:left w:val="single" w:color="BFBFBF" w:sz="4"/>
+              <w:bottom w:val="single" w:color="BFBFBF" w:sz="4"/>
+              <w:right w:val="single" w:color="BFBFBF" w:sz="4"/>
+            </w:tcBorders>
+            <w:tcMar>
+              <w:top w:type="dxa" w:w="60"/>
+              <w:left w:type="dxa" w:w="90"/>
+              <w:bottom w:type="dxa" w:w="60"/>
+              <w:right w:type="dxa" w:w="90"/>
+            </w:tcMar>
+          </w:tcPr>
+          <w:p>
+            <w:r>
+              <w:rPr>
+                <w:b w:val="false"/>
+                <w:bCs w:val="false"/>
+                <w:sz w:val="20"/>
+                <w:szCs w:val="20"/>
+              </w:rPr>
+              <w:t xml:space="preserve">Map evidence</w:t>
+            </w:r>
+          </w:p>
+        </w:tc>
+        <w:tc>
+          <w:tcPr>
+            <w:tcW w:type="dxa" w:w="2016"/>
+            <w:tcBorders>
+              <w:top w:val="single" w:color="BFBFBF" w:sz="4"/>
+              <w:left w:val="single" w:color="BFBFBF" w:sz="4"/>
+              <w:bottom w:val="single" w:color="BFBFBF" w:sz="4"/>
+              <w:right w:val="single" w:color="BFBFBF" w:sz="4"/>
+            </w:tcBorders>
+            <w:tcMar>
+              <w:top w:type="dxa" w:w="60"/>
+              <w:left w:type="dxa" w:w="90"/>
+              <w:bottom w:type="dxa" w:w="60"/>
+              <w:right w:type="dxa" w:w="90"/>
+            </w:tcMar>
+          </w:tcPr>
+          <w:p>
+            <w:r>
+              <w:rPr>
+                <w:b w:val="false"/>
+                <w:bCs w:val="false"/>
+                <w:sz w:val="20"/>
+                <w:szCs w:val="20"/>
+              </w:rPr>
+              <w:t xml:space="preserve">No evidence from the map, or evidence that is not on the map.</w:t>
+            </w:r>
+          </w:p>
+        </w:tc>
+        <w:tc>
+          <w:tcPr>
+            <w:tcW w:type="dxa" w:w="2016"/>
+            <w:tcBorders>
+              <w:top w:val="single" w:color="BFBFBF" w:sz="4"/>
+              <w:left w:val="single" w:color="BFBFBF" w:sz="4"/>
+              <w:bottom w:val="single" w:color="BFBFBF" w:sz="4"/>
+              <w:right w:val="single" w:color="BFBFBF" w:sz="4"/>
+            </w:tcBorders>
+            <w:tcMar>
+              <w:top w:type="dxa" w:w="60"/>
+              <w:left w:type="dxa" w:w="90"/>
+              <w:bottom w:type="dxa" w:w="60"/>
+              <w:right w:type="dxa" w:w="90"/>
+            </w:tcMar>
+          </w:tcPr>
+          <w:p>
+            <w:r>
+              <w:rPr>
+                <w:b w:val="false"/>
+                <w:bCs w:val="false"/>
+                <w:sz w:val="20"/>
+                <w:szCs w:val="20"/>
+              </w:rPr>
+              <w:t xml:space="preserve">One piece of evidence from the map, or evidence that is not specific (no names, dates or numbers).</w:t>
+            </w:r>
+          </w:p>
+        </w:tc>
+        <w:tc>
+          <w:tcPr>
+            <w:tcW w:type="dxa" w:w="2016"/>
+            <w:tcBorders>
+              <w:top w:val="single" w:color="BFBFBF" w:sz="4"/>
+              <w:left w:val="single" w:color="BFBFBF" w:sz="4"/>
+              <w:bottom w:val="single" w:color="BFBFBF" w:sz="4"/>
+              <w:right w:val="single" w:color="BFBFBF" w:sz="4"/>
+            </w:tcBorders>
+            <w:tcMar>
+              <w:top w:type="dxa" w:w="60"/>
+              <w:left w:type="dxa" w:w="90"/>
+              <w:bottom w:type="dxa" w:w="60"/>
+              <w:right w:type="dxa" w:w="90"/>
+            </w:tcMar>
+          </w:tcPr>
+          <w:p>
+            <w:r>
+              <w:rPr>
+                <w:b w:val="false"/>
+                <w:bCs w:val="false"/>
+                <w:sz w:val="20"/>
+                <w:szCs w:val="20"/>
+              </w:rPr>
+              <w:t xml:space="preserve">Specific evidence from at least two layers or places on the map: named features, dates, numbers or distances read from pop-ups, the legend or Measure.</w:t>
+            </w:r>
+          </w:p>
+        </w:tc>
+        <w:tc>
+          <w:tcPr>
+            <w:tcW w:type="dxa" w:w="2016"/>
+            <w:tcBorders>
+              <w:top w:val="single" w:color="BFBFBF" w:sz="4"/>
+              <w:left w:val="single" w:color="BFBFBF" w:sz="4"/>
+              <w:bottom w:val="single" w:color="BFBFBF" w:sz="4"/>
+              <w:right w:val="single" w:color="BFBFBF" w:sz="4"/>
+            </w:tcBorders>
+            <w:tcMar>
+              <w:top w:type="dxa" w:w="60"/>
+              <w:left w:type="dxa" w:w="90"/>
+              <w:bottom w:type="dxa" w:w="60"/>
+              <w:right w:type="dxa" w:w="90"/>
+            </w:tcMar>
+          </w:tcPr>
+          <w:p>
+            <w:r>
+              <w:rPr>
+                <w:b w:val="false"/>
+                <w:bCs w:val="false"/>
+                <w:sz w:val="20"/>
+                <w:szCs w:val="20"/>
+              </w:rPr>
+              <w:t xml:space="preserve">Specific evidence from at least two layers or places, chosen to fit the claim, with the layer or feature named so a reader could find it.</w:t>
+            </w:r>
+          </w:p>
+        </w:tc>
+      </w:tr>
+      <w:tr>
+        <w:trPr>
+          <w:cantSplit/>
+        </w:trPr>
+        <w:tc>
+          <w:tcPr>
+            <w:tcW w:type="dxa" w:w="2016"/>
+            <w:tcBorders>
+              <w:top w:val="single" w:color="BFBFBF" w:sz="4"/>
+              <w:left w:val="single" w:color="BFBFBF" w:sz="4"/>
+              <w:bottom w:val="single" w:color="BFBFBF" w:sz="4"/>
+              <w:right w:val="single" w:color="BFBFBF" w:sz="4"/>
+            </w:tcBorders>
+            <w:tcMar>
+              <w:top w:type="dxa" w:w="60"/>
+              <w:left w:type="dxa" w:w="90"/>
+              <w:bottom w:type="dxa" w:w="60"/>
+              <w:right w:type="dxa" w:w="90"/>
+            </w:tcMar>
+          </w:tcPr>
+          <w:p>
+            <w:r>
+              <w:rPr>
+                <w:b w:val="false"/>
+                <w:bCs w:val="false"/>
+                <w:sz w:val="20"/>
+                <w:szCs w:val="20"/>
+              </w:rPr>
+              <w:t xml:space="preserve">Geographic reasoning</w:t>
+            </w:r>
+          </w:p>
+        </w:tc>
+        <w:tc>
+          <w:tcPr>
+            <w:tcW w:type="dxa" w:w="2016"/>
+            <w:tcBorders>
+              <w:top w:val="single" w:color="BFBFBF" w:sz="4"/>
+              <w:left w:val="single" w:color="BFBFBF" w:sz="4"/>
+              <w:bottom w:val="single" w:color="BFBFBF" w:sz="4"/>
+              <w:right w:val="single" w:color="BFBFBF" w:sz="4"/>
+            </w:tcBorders>
+            <w:tcMar>
+              <w:top w:type="dxa" w:w="60"/>
+              <w:left w:type="dxa" w:w="90"/>
+              <w:bottom w:type="dxa" w:w="60"/>
+              <w:right w:type="dxa" w:w="90"/>
+            </w:tcMar>
+          </w:tcPr>
+          <w:p>
+            <w:r>
+              <w:rPr>
+                <w:b w:val="false"/>
+                <w:bCs w:val="false"/>
+                <w:sz w:val="20"/>
+                <w:szCs w:val="20"/>
+              </w:rPr>
+              <w:t xml:space="preserve">Lists facts without connecting them to the answer.</w:t>
+            </w:r>
+          </w:p>
+        </w:tc>
+        <w:tc>
+          <w:tcPr>
+            <w:tcW w:type="dxa" w:w="2016"/>
+            <w:tcBorders>
+              <w:top w:val="single" w:color="BFBFBF" w:sz="4"/>
+              <w:left w:val="single" w:color="BFBFBF" w:sz="4"/>
+              <w:bottom w:val="single" w:color="BFBFBF" w:sz="4"/>
+              <w:right w:val="single" w:color="BFBFBF" w:sz="4"/>
+            </w:tcBorders>
+            <w:tcMar>
+              <w:top w:type="dxa" w:w="60"/>
+              <w:left w:type="dxa" w:w="90"/>
+              <w:bottom w:type="dxa" w:w="60"/>
+              <w:right w:type="dxa" w:w="90"/>
+            </w:tcMar>
+          </w:tcPr>
+          <w:p>
+            <w:r>
+              <w:rPr>
+                <w:b w:val="false"/>
+                <w:bCs w:val="false"/>
+                <w:sz w:val="20"/>
+                <w:szCs w:val="20"/>
+              </w:rPr>
+              <w:t xml:space="preserve">Connects some evidence to the answer, but the link is not explained.</w:t>
+            </w:r>
+          </w:p>
+        </w:tc>
+        <w:tc>
+          <w:tcPr>
+            <w:tcW w:type="dxa" w:w="2016"/>
+            <w:tcBorders>
+              <w:top w:val="single" w:color="BFBFBF" w:sz="4"/>
+              <w:left w:val="single" w:color="BFBFBF" w:sz="4"/>
+              <w:bottom w:val="single" w:color="BFBFBF" w:sz="4"/>
+              <w:right w:val="single" w:color="BFBFBF" w:sz="4"/>
+            </w:tcBorders>
+            <w:tcMar>
+              <w:top w:type="dxa" w:w="60"/>
+              <w:left w:type="dxa" w:w="90"/>
+              <w:bottom w:type="dxa" w:w="60"/>
+              <w:right w:type="dxa" w:w="90"/>
+            </w:tcMar>
+          </w:tcPr>
+          <w:p>
+            <w:r>
+              <w:rPr>
+                <w:b w:val="false"/>
+                <w:bCs w:val="false"/>
+                <w:sz w:val="20"/>
+                <w:szCs w:val="20"/>
+              </w:rPr>
+              <w:t xml:space="preserve">Explains how the evidence supports the answer, including where things happened and why there.</w:t>
+            </w:r>
+          </w:p>
+        </w:tc>
+        <w:tc>
+          <w:tcPr>
+            <w:tcW w:type="dxa" w:w="2016"/>
+            <w:tcBorders>
+              <w:top w:val="single" w:color="BFBFBF" w:sz="4"/>
+              <w:left w:val="single" w:color="BFBFBF" w:sz="4"/>
+              <w:bottom w:val="single" w:color="BFBFBF" w:sz="4"/>
+              <w:right w:val="single" w:color="BFBFBF" w:sz="4"/>
+            </w:tcBorders>
+            <w:tcMar>
+              <w:top w:type="dxa" w:w="60"/>
+              <w:left w:type="dxa" w:w="90"/>
+              <w:bottom w:type="dxa" w:w="60"/>
+              <w:right w:type="dxa" w:w="90"/>
+            </w:tcMar>
+          </w:tcPr>
+          <w:p>
+            <w:r>
+              <w:rPr>
+                <w:b w:val="false"/>
+                <w:bCs w:val="false"/>
+                <w:sz w:val="20"/>
+                <w:szCs w:val="20"/>
+              </w:rPr>
+              <w:t xml:space="preserve">Explains where and why, and notes a pattern, a change over time or a connection between layers.</w:t>
+            </w:r>
+          </w:p>
+        </w:tc>
+      </w:tr>
+      <w:tr>
+        <w:trPr>
+          <w:cantSplit/>
+        </w:trPr>
+        <w:tc>
+          <w:tcPr>
+            <w:tcW w:type="dxa" w:w="2016"/>
+            <w:tcBorders>
+              <w:top w:val="single" w:color="BFBFBF" w:sz="4"/>
+              <w:left w:val="single" w:color="BFBFBF" w:sz="4"/>
+              <w:bottom w:val="single" w:color="BFBFBF" w:sz="4"/>
+              <w:right w:val="single" w:color="BFBFBF" w:sz="4"/>
+            </w:tcBorders>
+            <w:tcMar>
+              <w:top w:type="dxa" w:w="60"/>
+              <w:left w:type="dxa" w:w="90"/>
+              <w:bottom w:type="dxa" w:w="60"/>
+              <w:right w:type="dxa" w:w="90"/>
+            </w:tcMar>
+          </w:tcPr>
+          <w:p>
+            <w:r>
+              <w:rPr>
+                <w:b w:val="false"/>
+                <w:bCs w:val="false"/>
+                <w:sz w:val="20"/>
+                <w:szCs w:val="20"/>
+              </w:rPr>
+              <w:t xml:space="preserve">Accuracy</w:t>
+            </w:r>
+          </w:p>
+        </w:tc>
+        <w:tc>
+          <w:tcPr>
+            <w:tcW w:type="dxa" w:w="2016"/>
+            <w:tcBorders>
+              <w:top w:val="single" w:color="BFBFBF" w:sz="4"/>
+              <w:left w:val="single" w:color="BFBFBF" w:sz="4"/>
+              <w:bottom w:val="single" w:color="BFBFBF" w:sz="4"/>
+              <w:right w:val="single" w:color="BFBFBF" w:sz="4"/>
+            </w:tcBorders>
+            <w:tcMar>
+              <w:top w:type="dxa" w:w="60"/>
+              <w:left w:type="dxa" w:w="90"/>
+              <w:bottom w:type="dxa" w:w="60"/>
+              <w:right w:type="dxa" w:w="90"/>
+            </w:tcMar>
+          </w:tcPr>
+          <w:p>
+            <w:r>
+              <w:rPr>
+                <w:b w:val="false"/>
+                <w:bCs w:val="false"/>
+                <w:sz w:val="20"/>
+                <w:szCs w:val="20"/>
+              </w:rPr>
+              <w:t xml:space="preserve">Several facts do not match the map.</w:t>
+            </w:r>
+          </w:p>
+        </w:tc>
+        <w:tc>
+          <w:tcPr>
+            <w:tcW w:type="dxa" w:w="2016"/>
+            <w:tcBorders>
+              <w:top w:val="single" w:color="BFBFBF" w:sz="4"/>
+              <w:left w:val="single" w:color="BFBFBF" w:sz="4"/>
+              <w:bottom w:val="single" w:color="BFBFBF" w:sz="4"/>
+              <w:right w:val="single" w:color="BFBFBF" w:sz="4"/>
+            </w:tcBorders>
+            <w:tcMar>
+              <w:top w:type="dxa" w:w="60"/>
+              <w:left w:type="dxa" w:w="90"/>
+              <w:bottom w:type="dxa" w:w="60"/>
+              <w:right w:type="dxa" w:w="90"/>
+            </w:tcMar>
+          </w:tcPr>
+          <w:p>
+            <w:r>
+              <w:rPr>
+                <w:b w:val="false"/>
+                <w:bCs w:val="false"/>
+                <w:sz w:val="20"/>
+                <w:szCs w:val="20"/>
+              </w:rPr>
+              <w:t xml:space="preserve">Mostly matches the map, with one or two mistakes.</w:t>
+            </w:r>
+          </w:p>
+        </w:tc>
+        <w:tc>
+          <w:tcPr>
+            <w:tcW w:type="dxa" w:w="2016"/>
+            <w:tcBorders>
+              <w:top w:val="single" w:color="BFBFBF" w:sz="4"/>
+              <w:left w:val="single" w:color="BFBFBF" w:sz="4"/>
+              <w:bottom w:val="single" w:color="BFBFBF" w:sz="4"/>
+              <w:right w:val="single" w:color="BFBFBF" w:sz="4"/>
+            </w:tcBorders>
+            <w:tcMar>
+              <w:top w:type="dxa" w:w="60"/>
+              <w:left w:type="dxa" w:w="90"/>
+              <w:bottom w:type="dxa" w:w="60"/>
+              <w:right w:type="dxa" w:w="90"/>
+            </w:tcMar>
+          </w:tcPr>
+          <w:p>
+            <w:r>
+              <w:rPr>
+                <w:b w:val="false"/>
+                <w:bCs w:val="false"/>
+                <w:sz w:val="20"/>
+                <w:szCs w:val="20"/>
+              </w:rPr>
+              <w:t xml:space="preserve">Dates, places, winners, numbers and distances match the map.</w:t>
+            </w:r>
+          </w:p>
+        </w:tc>
+        <w:tc>
+          <w:tcPr>
+            <w:tcW w:type="dxa" w:w="2016"/>
+            <w:tcBorders>
+              <w:top w:val="single" w:color="BFBFBF" w:sz="4"/>
+              <w:left w:val="single" w:color="BFBFBF" w:sz="4"/>
+              <w:bottom w:val="single" w:color="BFBFBF" w:sz="4"/>
+              <w:right w:val="single" w:color="BFBFBF" w:sz="4"/>
+            </w:tcBorders>
+            <w:tcMar>
+              <w:top w:type="dxa" w:w="60"/>
+              <w:left w:type="dxa" w:w="90"/>
+              <w:bottom w:type="dxa" w:w="60"/>
+              <w:right w:type="dxa" w:w="90"/>
+            </w:tcMar>
+          </w:tcPr>
+          <w:p>
+            <w:r>
+              <w:rPr>
+                <w:b w:val="false"/>
+                <w:bCs w:val="false"/>
+                <w:sz w:val="20"/>
+                <w:szCs w:val="20"/>
+              </w:rPr>
+              <w:t xml:space="preserve">Everything matches the map, and the answer says where on the map it came from.</w:t>
+            </w:r>
+          </w:p>
+        </w:tc>
+      </w:tr>
+    </w:tbl>
+    <w:p>
+      <w:pPr>
+        <w:spacing w:after="100"/>
+      </w:pPr>
+      <w:r>
+        <w:t xml:space="preserve"/>
+      </w:r>
+    </w:p>
+    <w:p>
+      <w:pPr>
+        <w:pStyle w:val="Heading3"/>
+      </w:pPr>
+      <w:r>
+        <w:t xml:space="preserve">A model answer (level 4)</w:t>
+      </w:r>
+    </w:p>
+    <w:p>
+      <w:pPr>
+        <w:pBdr>
+          <w:left w:val="single" w:color="35AC46" w:sz="24" w:space="12"/>
+        </w:pBdr>
+        <w:spacing w:after="100"/>
+        <w:ind w:left="360"/>
+      </w:pPr>
+      <w:r>
+        <w:t xml:space="preserve">The Louisiana Purchase roughly doubled the United States and gave it the rivers western farmers depended on, and the Mississippi mattered because those rivers all reached the sea through New Orleans. At The Louisiana Purchase bookmark, the legend shows the green land of 1783 and the yellow purchase, and the yellow area is about the same size as the green. The Louisiana Purchase 1803 pop-up Notes say it was 530,000,000 acres, bought from France in 1803 for $15 million. When I turned on United States Watersheds, the two big brown outlines had pop-ups named Ohio Region and Missouri Region, and following those rivers on the basemap, both join the Mississippi, which reaches the Gulf of Mexico at New Orleans. That is why the port mattered: whoever held New Orleans could stop or tax farmers' crops on the way to market. At the Up the Missouri bookmark the Biomes pop-up reads Temperate Grasslands, Savannas &amp; Shrublands, and the campsite symbols sit on the riverbanks, so the new land was open plains the Corps crossed by river. Measure from Pittsburgh to the trail's end at the mouth of the Columbia River gives about 2,200 miles, less than half the trail's 4,900 miles. One limit is that the trail leaves the yellow purchase at the Rockies, so the Pacific coast was not part of what the United States bought, and the map has no layer for the Native nations who governed most of this land.</w:t>
       </w:r>
     </w:p>
     <w:p>
@@ -1121,6 +1931,9 @@
         </w:tc>
       </w:tr>
       <w:tr>
+        <w:trPr>
+          <w:cantSplit/>
+        </w:trPr>
         <w:tc>
           <w:tcPr>
             <w:tcW w:type="dxa" w:w="3360"/>
@@ -1207,6 +2020,9 @@
         </w:tc>
       </w:tr>
       <w:tr>
+        <w:trPr>
+          <w:cantSplit/>
+        </w:trPr>
         <w:tc>
           <w:tcPr>
             <w:tcW w:type="dxa" w:w="3360"/>
@@ -1293,6 +2109,9 @@
         </w:tc>
       </w:tr>
       <w:tr>
+        <w:trPr>
+          <w:cantSplit/>
+        </w:trPr>
         <w:tc>
           <w:tcPr>
             <w:tcW w:type="dxa" w:w="3360"/>
@@ -1379,6 +2198,9 @@
         </w:tc>
       </w:tr>
       <w:tr>
+        <w:trPr>
+          <w:cantSplit/>
+        </w:trPr>
         <w:tc>
           <w:tcPr>
             <w:tcW w:type="dxa" w:w="3360"/>
@@ -1465,6 +2287,9 @@
         </w:tc>
       </w:tr>
       <w:tr>
+        <w:trPr>
+          <w:cantSplit/>
+        </w:trPr>
         <w:tc>
           <w:tcPr>
             <w:tcW w:type="dxa" w:w="3360"/>
@@ -1551,6 +2376,9 @@
         </w:tc>
       </w:tr>
       <w:tr>
+        <w:trPr>
+          <w:cantSplit/>
+        </w:trPr>
         <w:tc>
           <w:tcPr>
             <w:tcW w:type="dxa" w:w="3360"/>
@@ -1714,7 +2542,7 @@
       <w:pStyle w:val="Credits"/>
     </w:pPr>
     <w:r>
-      <w:t xml:space="preserve">Teacher notes: The Louisiana Purchase and the Corps of Discovery, 1803–1806, 0.6.0. For teachers.</w:t>
+      <w:t xml:space="preserve">Teacher notes: The Louisiana Purchase and the Corps of Discovery, 1803–1806, 0.7.0. For teachers.</w:t>
     </w:r>
   </w:p>
 </w:ftr>

--- a/resources/dist/sheets/louisiana-purchase-1803-1806-teacher-notes-en.docx
+++ b/resources/dist/sheets/louisiana-purchase-1803-1806-teacher-notes-en.docx
@@ -45,7 +45,7 @@
         </w:rPr>
         <w:t xml:space="preserve">Map: </w:t>
       </w:r>
-      <w:hyperlink w:history="1" r:id="rIdg1e47pcbgn0bfyc5cmmwv">
+      <w:hyperlink w:history="1" r:id="rIdeye8yyqxf5l9xlt8-crg6">
         <w:r>
           <w:rPr>
             <w:color w:val="0A4FA8"/>
@@ -214,7 +214,7 @@
         <w:spacing w:after="100"/>
       </w:pPr>
       <w:r>
-        <w:t xml:space="preserve">The lesson includes the MapMaker map, a two-page Word student sheet in English and Spanish, and these teacher notes. Print the sheet or share it digitally; it opens in Word and Google Docs. Share the map with the Google Classroom button or by pasting its link, and attach the sheet separately. No account or login is needed. Sketches on the map are not saved between sessions.</w:t>
+        <w:t xml:space="preserve">The lesson includes the MapMaker map, a two-page Word student sheet in English and Spanish, and these teacher notes. Print the sheet, or download it and upload it to Google Drive to edit it in Google Docs (it also opens in Word). The Google Classroom button shares the map, not the sheet; to assign the sheet, attach your Drive copy in Classroom with Make a copy for each student, or paste the map link and attach the sheet yourself. No account or login is needed. Sketches on the map are not saved between sessions.</w:t>
       </w:r>
     </w:p>
     <w:p>
@@ -307,7 +307,7 @@
         </w:numPr>
         <w:spacing w:after="60"/>
       </w:pPr>
-      <w:hyperlink w:history="1" r:id="rId89qcjmhjeido0qdaedm1n">
+      <w:hyperlink w:history="1" r:id="rIdjv-zvynlcoy1osdgkccrn">
         <w:r>
           <w:rPr>
             <w:color w:val="0A4FA8"/>
@@ -329,7 +329,7 @@
         </w:numPr>
         <w:spacing w:after="60"/>
       </w:pPr>
-      <w:hyperlink w:history="1" r:id="rIdukm7zdonivlarsw4exbns">
+      <w:hyperlink w:history="1" r:id="rIdzql2elh_gsuddfjyrfxsm">
         <w:r>
           <w:rPr>
             <w:color w:val="0A4FA8"/>
@@ -351,7 +351,7 @@
         </w:numPr>
         <w:spacing w:after="60"/>
       </w:pPr>
-      <w:hyperlink w:history="1" r:id="rIdnv1rja3n-x6xinzje-pha">
+      <w:hyperlink w:history="1" r:id="rIdc_jacng6m9ououqy7oz3g">
         <w:r>
           <w:rPr>
             <w:color w:val="0A4FA8"/>

--- a/resources/dist/sheets/louisiana-purchase-1803-1806-teacher-notes-en.docx
+++ b/resources/dist/sheets/louisiana-purchase-1803-1806-teacher-notes-en.docx
@@ -45,7 +45,7 @@
         </w:rPr>
         <w:t xml:space="preserve">Map: </w:t>
       </w:r>
-      <w:hyperlink w:history="1" r:id="rIdeye8yyqxf5l9xlt8-crg6">
+      <w:hyperlink w:history="1" r:id="rIdiz2to73400ik-ootmkoar">
         <w:r>
           <w:rPr>
             <w:color w:val="0A4FA8"/>
@@ -307,7 +307,7 @@
         </w:numPr>
         <w:spacing w:after="60"/>
       </w:pPr>
-      <w:hyperlink w:history="1" r:id="rIdjv-zvynlcoy1osdgkccrn">
+      <w:hyperlink w:history="1" r:id="rIda7qjwengiomfqqnc92mzu">
         <w:r>
           <w:rPr>
             <w:color w:val="0A4FA8"/>
@@ -329,7 +329,7 @@
         </w:numPr>
         <w:spacing w:after="60"/>
       </w:pPr>
-      <w:hyperlink w:history="1" r:id="rIdzql2elh_gsuddfjyrfxsm">
+      <w:hyperlink w:history="1" r:id="rIdbdokdynezbd7zndi_a3tl">
         <w:r>
           <w:rPr>
             <w:color w:val="0A4FA8"/>
@@ -351,7 +351,7 @@
         </w:numPr>
         <w:spacing w:after="60"/>
       </w:pPr>
-      <w:hyperlink w:history="1" r:id="rIdc_jacng6m9ououqy7oz3g">
+      <w:hyperlink w:history="1" r:id="rIdfdw-im_2ahcqdll5cixs0">
         <w:r>
           <w:rPr>
             <w:color w:val="0A4FA8"/>

--- a/resources/dist/sheets/louisiana-purchase-1803-1806-teacher-notes-en.docx
+++ b/resources/dist/sheets/louisiana-purchase-1803-1806-teacher-notes-en.docx
@@ -45,7 +45,7 @@
         </w:rPr>
         <w:t xml:space="preserve">Map: </w:t>
       </w:r>
-      <w:hyperlink w:history="1" r:id="rIdiz2to73400ik-ootmkoar">
+      <w:hyperlink w:history="1" r:id="rIdxhfidjbfogc7mu8tz-8_1">
         <w:r>
           <w:rPr>
             <w:color w:val="0A4FA8"/>
@@ -61,7 +61,7 @@
         <w:spacing w:after="120"/>
       </w:pPr>
       <w:r>
-        <w:t xml:space="preserve">Map address: https://mpmkr.maps.arcgis.com/apps/instant/atlas/index.html?appid=0cd1cdee853c413a84bfe4b9a6931f0d&amp;webmap=f8af7269e5c14e69b060d6184d04ff85</w:t>
+        <w:t xml:space="preserve">Map address: https://www.arcgis.com/apps/instant/atlas/index.html?appid=0cd1cdee853c413a84bfe4b9a6931f0d&amp;webmap=f8af7269e5c14e69b060d6184d04ff85</w:t>
       </w:r>
     </w:p>
     <w:p>
@@ -214,7 +214,7 @@
         <w:spacing w:after="100"/>
       </w:pPr>
       <w:r>
-        <w:t xml:space="preserve">The lesson includes the MapMaker map, a two-page Word student sheet in English and Spanish, and these teacher notes. Print the sheet, or download it and upload it to Google Drive to edit it in Google Docs (it also opens in Word). The Google Classroom button shares the map, not the sheet; to assign the sheet, attach your Drive copy in Classroom with Make a copy for each student, or paste the map link and attach the sheet yourself. No account or login is needed. Sketches on the map are not saved between sessions.</w:t>
+        <w:t xml:space="preserve">The lesson includes the map, a two-page Word student sheet in English and Spanish, and these teacher notes. Print the sheet, or download it and upload it to Google Drive to edit it in Google Docs (it also opens in Word). The Google Classroom button shares the map, not the sheet; to assign the sheet, attach your Drive copy in Classroom with Make a copy for each student, or paste the map link and attach the sheet yourself. No account or login is needed. Sketches on the map are not saved between sessions.</w:t>
       </w:r>
     </w:p>
     <w:p>
@@ -307,7 +307,7 @@
         </w:numPr>
         <w:spacing w:after="60"/>
       </w:pPr>
-      <w:hyperlink w:history="1" r:id="rIda7qjwengiomfqqnc92mzu">
+      <w:hyperlink w:history="1" r:id="rIdmwhvinpdchol8fsx4jxom">
         <w:r>
           <w:rPr>
             <w:color w:val="0A4FA8"/>
@@ -329,7 +329,7 @@
         </w:numPr>
         <w:spacing w:after="60"/>
       </w:pPr>
-      <w:hyperlink w:history="1" r:id="rIdbdokdynezbd7zndi_a3tl">
+      <w:hyperlink w:history="1" r:id="rId-kr-jiz9kdp_fbudyudp5">
         <w:r>
           <w:rPr>
             <w:color w:val="0A4FA8"/>
@@ -351,7 +351,7 @@
         </w:numPr>
         <w:spacing w:after="60"/>
       </w:pPr>
-      <w:hyperlink w:history="1" r:id="rIdfdw-im_2ahcqdll5cixs0">
+      <w:hyperlink w:history="1" r:id="rIdsafpfdimkxvpjhnoxcacr">
         <w:r>
           <w:rPr>
             <w:color w:val="0A4FA8"/>
@@ -2480,7 +2480,7 @@
         <w:spacing w:before="120"/>
       </w:pPr>
       <w:r>
-        <w:t xml:space="preserve">The National Geographic Society and Esri make this content available under a Creative Commons Attribution-NonCommercial-ShareAlike 4.0 International (CC BY-NC-SA 4.0) licence, except as noted. The licence excludes the National Geographic and Esri logos (the words National Geographic with the yellow border logo, and the Esri globe and letters) and any images included in the content. The logos and images may not be removed, altered or changed.</w:t>
+        <w:t xml:space="preserve">Esri makes this content available under a Creative Commons Attribution-NonCommercial-ShareAlike 4.0 International (CC BY-NC-SA 4.0) licence, except as noted. The licence excludes the Esri logo (the Esri globe and letters) and any images included in the content. The logo and images may not be removed, altered or changed.</w:t>
       </w:r>
     </w:p>
     <w:sectPr>

--- a/resources/dist/sheets/louisiana-purchase-1803-1806-teacher-notes-en.docx
+++ b/resources/dist/sheets/louisiana-purchase-1803-1806-teacher-notes-en.docx
@@ -45,7 +45,7 @@
         </w:rPr>
         <w:t xml:space="preserve">Map: </w:t>
       </w:r>
-      <w:hyperlink w:history="1" r:id="rIdxhfidjbfogc7mu8tz-8_1">
+      <w:hyperlink w:history="1" r:id="rIdmg8rdsw3u03j4neimy_cr">
         <w:r>
           <w:rPr>
             <w:color w:val="0A4FA8"/>
@@ -307,7 +307,7 @@
         </w:numPr>
         <w:spacing w:after="60"/>
       </w:pPr>
-      <w:hyperlink w:history="1" r:id="rIdmwhvinpdchol8fsx4jxom">
+      <w:hyperlink w:history="1" r:id="rIdjomwne9fodohkkzk3p65k">
         <w:r>
           <w:rPr>
             <w:color w:val="0A4FA8"/>
@@ -329,7 +329,7 @@
         </w:numPr>
         <w:spacing w:after="60"/>
       </w:pPr>
-      <w:hyperlink w:history="1" r:id="rId-kr-jiz9kdp_fbudyudp5">
+      <w:hyperlink w:history="1" r:id="rIdpuix-qbfqehfmo1fsvrxt">
         <w:r>
           <w:rPr>
             <w:color w:val="0A4FA8"/>
@@ -351,7 +351,7 @@
         </w:numPr>
         <w:spacing w:after="60"/>
       </w:pPr>
-      <w:hyperlink w:history="1" r:id="rIdsafpfdimkxvpjhnoxcacr">
+      <w:hyperlink w:history="1" r:id="rId3u3f4byg5xlvu0zlbbiw_">
         <w:r>
           <w:rPr>
             <w:color w:val="0A4FA8"/>

--- a/resources/dist/sheets/louisiana-purchase-1803-1806-teacher-notes-en.docx
+++ b/resources/dist/sheets/louisiana-purchase-1803-1806-teacher-notes-en.docx
@@ -45,7 +45,7 @@
         </w:rPr>
         <w:t xml:space="preserve">Map: </w:t>
       </w:r>
-      <w:hyperlink w:history="1" r:id="rIdmg8rdsw3u03j4neimy_cr">
+      <w:hyperlink w:history="1" r:id="rIdcsujigqzb75jeedzzdmyy">
         <w:r>
           <w:rPr>
             <w:color w:val="0A4FA8"/>
@@ -307,7 +307,7 @@
         </w:numPr>
         <w:spacing w:after="60"/>
       </w:pPr>
-      <w:hyperlink w:history="1" r:id="rIdjomwne9fodohkkzk3p65k">
+      <w:hyperlink w:history="1" r:id="rId0ntunqgxzjitb6a0e1qgp">
         <w:r>
           <w:rPr>
             <w:color w:val="0A4FA8"/>
@@ -329,7 +329,7 @@
         </w:numPr>
         <w:spacing w:after="60"/>
       </w:pPr>
-      <w:hyperlink w:history="1" r:id="rIdpuix-qbfqehfmo1fsvrxt">
+      <w:hyperlink w:history="1" r:id="rIdkjcejgkparpmdbespimoj">
         <w:r>
           <w:rPr>
             <w:color w:val="0A4FA8"/>
@@ -351,7 +351,7 @@
         </w:numPr>
         <w:spacing w:after="60"/>
       </w:pPr>
-      <w:hyperlink w:history="1" r:id="rId3u3f4byg5xlvu0zlbbiw_">
+      <w:hyperlink w:history="1" r:id="rId87hnqcw0vtf42dnyuwyf0">
         <w:r>
           <w:rPr>
             <w:color w:val="0A4FA8"/>

--- a/resources/dist/sheets/louisiana-purchase-1803-1806-teacher-notes-en.docx
+++ b/resources/dist/sheets/louisiana-purchase-1803-1806-teacher-notes-en.docx
@@ -45,7 +45,7 @@
         </w:rPr>
         <w:t xml:space="preserve">Map: </w:t>
       </w:r>
-      <w:hyperlink w:history="1" r:id="rIdcsujigqzb75jeedzzdmyy">
+      <w:hyperlink w:history="1" r:id="rIdsspuhowc5ckmpu9en62id">
         <w:r>
           <w:rPr>
             <w:color w:val="0A4FA8"/>
@@ -307,7 +307,7 @@
         </w:numPr>
         <w:spacing w:after="60"/>
       </w:pPr>
-      <w:hyperlink w:history="1" r:id="rId0ntunqgxzjitb6a0e1qgp">
+      <w:hyperlink w:history="1" r:id="rIdozmfijckfwxlseqmucust">
         <w:r>
           <w:rPr>
             <w:color w:val="0A4FA8"/>
@@ -329,7 +329,7 @@
         </w:numPr>
         <w:spacing w:after="60"/>
       </w:pPr>
-      <w:hyperlink w:history="1" r:id="rIdkjcejgkparpmdbespimoj">
+      <w:hyperlink w:history="1" r:id="rIdzoccxpvewqzq12ludbv2c">
         <w:r>
           <w:rPr>
             <w:color w:val="0A4FA8"/>
@@ -351,7 +351,7 @@
         </w:numPr>
         <w:spacing w:after="60"/>
       </w:pPr>
-      <w:hyperlink w:history="1" r:id="rId87hnqcw0vtf42dnyuwyf0">
+      <w:hyperlink w:history="1" r:id="rIdurtbtzokxxt_gpib9ozfm">
         <w:r>
           <w:rPr>
             <w:color w:val="0A4FA8"/>
@@ -2542,7 +2542,7 @@
       <w:pStyle w:val="Credits"/>
     </w:pPr>
     <w:r>
-      <w:t xml:space="preserve">Teacher notes: The Louisiana Purchase and the Corps of Discovery, 1803–1806, 0.7.0. For teachers.</w:t>
+      <w:t xml:space="preserve">Teacher notes: The Louisiana Purchase and the Corps of Discovery, 1803–1806, 0.7.1. For teachers.</w:t>
     </w:r>
   </w:p>
 </w:ftr>

--- a/resources/dist/sheets/louisiana-purchase-1803-1806-teacher-notes-en.docx
+++ b/resources/dist/sheets/louisiana-purchase-1803-1806-teacher-notes-en.docx
@@ -45,7 +45,7 @@
         </w:rPr>
         <w:t xml:space="preserve">Map: </w:t>
       </w:r>
-      <w:hyperlink w:history="1" r:id="rIdsspuhowc5ckmpu9en62id">
+      <w:hyperlink w:history="1" r:id="rId6ncdqhpuedpayqel8m4-8">
         <w:r>
           <w:rPr>
             <w:color w:val="0A4FA8"/>
@@ -307,7 +307,7 @@
         </w:numPr>
         <w:spacing w:after="60"/>
       </w:pPr>
-      <w:hyperlink w:history="1" r:id="rIdozmfijckfwxlseqmucust">
+      <w:hyperlink w:history="1" r:id="rIdpfk_laushluyflxuwbmpy">
         <w:r>
           <w:rPr>
             <w:color w:val="0A4FA8"/>
@@ -329,7 +329,7 @@
         </w:numPr>
         <w:spacing w:after="60"/>
       </w:pPr>
-      <w:hyperlink w:history="1" r:id="rIdzoccxpvewqzq12ludbv2c">
+      <w:hyperlink w:history="1" r:id="rId-7ehun_f0qopmxvorgeo4">
         <w:r>
           <w:rPr>
             <w:color w:val="0A4FA8"/>
@@ -351,7 +351,7 @@
         </w:numPr>
         <w:spacing w:after="60"/>
       </w:pPr>
-      <w:hyperlink w:history="1" r:id="rIdurtbtzokxxt_gpib9ozfm">
+      <w:hyperlink w:history="1" r:id="rIdimp1ascipgtm6xnrqn4zl">
         <w:r>
           <w:rPr>
             <w:color w:val="0A4FA8"/>

--- a/resources/dist/sheets/louisiana-purchase-1803-1806-teacher-notes-en.docx
+++ b/resources/dist/sheets/louisiana-purchase-1803-1806-teacher-notes-en.docx
@@ -45,7 +45,7 @@
         </w:rPr>
         <w:t xml:space="preserve">Map: </w:t>
       </w:r>
-      <w:hyperlink w:history="1" r:id="rId6ncdqhpuedpayqel8m4-8">
+      <w:hyperlink w:history="1" r:id="rIdwgj3gm8-8acer0mhibdxn">
         <w:r>
           <w:rPr>
             <w:color w:val="0A4FA8"/>
@@ -307,7 +307,7 @@
         </w:numPr>
         <w:spacing w:after="60"/>
       </w:pPr>
-      <w:hyperlink w:history="1" r:id="rIdpfk_laushluyflxuwbmpy">
+      <w:hyperlink w:history="1" r:id="rIdxgu67myxfsdjaohex-thd">
         <w:r>
           <w:rPr>
             <w:color w:val="0A4FA8"/>
@@ -329,7 +329,7 @@
         </w:numPr>
         <w:spacing w:after="60"/>
       </w:pPr>
-      <w:hyperlink w:history="1" r:id="rId-7ehun_f0qopmxvorgeo4">
+      <w:hyperlink w:history="1" r:id="rId48hmjrysezdcdrzuomvio">
         <w:r>
           <w:rPr>
             <w:color w:val="0A4FA8"/>
@@ -351,7 +351,7 @@
         </w:numPr>
         <w:spacing w:after="60"/>
       </w:pPr>
-      <w:hyperlink w:history="1" r:id="rIdimp1ascipgtm6xnrqn4zl">
+      <w:hyperlink w:history="1" r:id="rIdizgw1pg4rkhdnztzhj4wt">
         <w:r>
           <w:rPr>
             <w:color w:val="0A4FA8"/>

--- a/resources/dist/sheets/louisiana-purchase-1803-1806-teacher-notes-en.docx
+++ b/resources/dist/sheets/louisiana-purchase-1803-1806-teacher-notes-en.docx
@@ -45,7 +45,7 @@
         </w:rPr>
         <w:t xml:space="preserve">Map: </w:t>
       </w:r>
-      <w:hyperlink w:history="1" r:id="rIdwgj3gm8-8acer0mhibdxn">
+      <w:hyperlink w:history="1" r:id="rIdflbcypmfkvjufxxyfo1ek">
         <w:r>
           <w:rPr>
             <w:color w:val="0A4FA8"/>
@@ -307,7 +307,7 @@
         </w:numPr>
         <w:spacing w:after="60"/>
       </w:pPr>
-      <w:hyperlink w:history="1" r:id="rIdxgu67myxfsdjaohex-thd">
+      <w:hyperlink w:history="1" r:id="rIdr1lk8gb_wb0_txxlmxkfw">
         <w:r>
           <w:rPr>
             <w:color w:val="0A4FA8"/>
@@ -329,7 +329,7 @@
         </w:numPr>
         <w:spacing w:after="60"/>
       </w:pPr>
-      <w:hyperlink w:history="1" r:id="rId48hmjrysezdcdrzuomvio">
+      <w:hyperlink w:history="1" r:id="rIdsrrudu-ebt_rqtg4qtxr-">
         <w:r>
           <w:rPr>
             <w:color w:val="0A4FA8"/>
@@ -351,7 +351,7 @@
         </w:numPr>
         <w:spacing w:after="60"/>
       </w:pPr>
-      <w:hyperlink w:history="1" r:id="rIdizgw1pg4rkhdnztzhj4wt">
+      <w:hyperlink w:history="1" r:id="rId8uzace5chx5s8me15klg1">
         <w:r>
           <w:rPr>
             <w:color w:val="0A4FA8"/>
@@ -2542,7 +2542,7 @@
       <w:pStyle w:val="Credits"/>
     </w:pPr>
     <w:r>
-      <w:t xml:space="preserve">Teacher notes: The Louisiana Purchase and the Corps of Discovery, 1803–1806, 0.7.1. For teachers.</w:t>
+      <w:t xml:space="preserve">Teacher notes: The Louisiana Purchase and the Corps of Discovery, 1803–1806, 0.7.2. For teachers.</w:t>
     </w:r>
   </w:p>
 </w:ftr>

--- a/resources/dist/sheets/louisiana-purchase-1803-1806-teacher-notes-en.docx
+++ b/resources/dist/sheets/louisiana-purchase-1803-1806-teacher-notes-en.docx
@@ -45,7 +45,7 @@
         </w:rPr>
         <w:t xml:space="preserve">Map: </w:t>
       </w:r>
-      <w:hyperlink w:history="1" r:id="rIdflbcypmfkvjufxxyfo1ek">
+      <w:hyperlink w:history="1" r:id="rIdga3-f5qwxyn7iivor93-i">
         <w:r>
           <w:rPr>
             <w:color w:val="0A4FA8"/>
@@ -307,7 +307,7 @@
         </w:numPr>
         <w:spacing w:after="60"/>
       </w:pPr>
-      <w:hyperlink w:history="1" r:id="rIdr1lk8gb_wb0_txxlmxkfw">
+      <w:hyperlink w:history="1" r:id="rId346m2jklbwwz8axtxsmjm">
         <w:r>
           <w:rPr>
             <w:color w:val="0A4FA8"/>
@@ -329,7 +329,7 @@
         </w:numPr>
         <w:spacing w:after="60"/>
       </w:pPr>
-      <w:hyperlink w:history="1" r:id="rIdsrrudu-ebt_rqtg4qtxr-">
+      <w:hyperlink w:history="1" r:id="rIdjloxz8g2bgsep9hkq3pct">
         <w:r>
           <w:rPr>
             <w:color w:val="0A4FA8"/>
@@ -351,7 +351,7 @@
         </w:numPr>
         <w:spacing w:after="60"/>
       </w:pPr>
-      <w:hyperlink w:history="1" r:id="rId8uzace5chx5s8me15klg1">
+      <w:hyperlink w:history="1" r:id="rIdwh0zqg6vhabumpc-mvhak">
         <w:r>
           <w:rPr>
             <w:color w:val="0A4FA8"/>

--- a/resources/dist/sheets/louisiana-purchase-1803-1806-teacher-notes-en.docx
+++ b/resources/dist/sheets/louisiana-purchase-1803-1806-teacher-notes-en.docx
@@ -45,7 +45,7 @@
         </w:rPr>
         <w:t xml:space="preserve">Map: </w:t>
       </w:r>
-      <w:hyperlink w:history="1" r:id="rIdga3-f5qwxyn7iivor93-i">
+      <w:hyperlink w:history="1" r:id="rIdilmtscflx6bjvnnkx64zc">
         <w:r>
           <w:rPr>
             <w:color w:val="0A4FA8"/>
@@ -307,7 +307,7 @@
         </w:numPr>
         <w:spacing w:after="60"/>
       </w:pPr>
-      <w:hyperlink w:history="1" r:id="rId346m2jklbwwz8axtxsmjm">
+      <w:hyperlink w:history="1" r:id="rIdap73jqtrnwcnbgf8prul0">
         <w:r>
           <w:rPr>
             <w:color w:val="0A4FA8"/>
@@ -329,7 +329,7 @@
         </w:numPr>
         <w:spacing w:after="60"/>
       </w:pPr>
-      <w:hyperlink w:history="1" r:id="rIdjloxz8g2bgsep9hkq3pct">
+      <w:hyperlink w:history="1" r:id="rIdvblniphclboc_lidiv3tu">
         <w:r>
           <w:rPr>
             <w:color w:val="0A4FA8"/>
@@ -351,7 +351,7 @@
         </w:numPr>
         <w:spacing w:after="60"/>
       </w:pPr>
-      <w:hyperlink w:history="1" r:id="rIdwh0zqg6vhabumpc-mvhak">
+      <w:hyperlink w:history="1" r:id="rId72ouybypsoayota8fij3z">
         <w:r>
           <w:rPr>
             <w:color w:val="0A4FA8"/>

--- a/resources/dist/sheets/louisiana-purchase-1803-1806-teacher-notes-en.docx
+++ b/resources/dist/sheets/louisiana-purchase-1803-1806-teacher-notes-en.docx
@@ -45,7 +45,7 @@
         </w:rPr>
         <w:t xml:space="preserve">Map: </w:t>
       </w:r>
-      <w:hyperlink w:history="1" r:id="rIdilmtscflx6bjvnnkx64zc">
+      <w:hyperlink w:history="1" r:id="rIdkn1tlwse-kufdgoulal1f">
         <w:r>
           <w:rPr>
             <w:color w:val="0A4FA8"/>
@@ -307,7 +307,7 @@
         </w:numPr>
         <w:spacing w:after="60"/>
       </w:pPr>
-      <w:hyperlink w:history="1" r:id="rIdap73jqtrnwcnbgf8prul0">
+      <w:hyperlink w:history="1" r:id="rIdzut5ygvbwoxdtgeivhrcq">
         <w:r>
           <w:rPr>
             <w:color w:val="0A4FA8"/>
@@ -329,7 +329,7 @@
         </w:numPr>
         <w:spacing w:after="60"/>
       </w:pPr>
-      <w:hyperlink w:history="1" r:id="rIdvblniphclboc_lidiv3tu">
+      <w:hyperlink w:history="1" r:id="rIdcjrybmmaoxuhdnnsemtg1">
         <w:r>
           <w:rPr>
             <w:color w:val="0A4FA8"/>
@@ -351,7 +351,7 @@
         </w:numPr>
         <w:spacing w:after="60"/>
       </w:pPr>
-      <w:hyperlink w:history="1" r:id="rId72ouybypsoayota8fij3z">
+      <w:hyperlink w:history="1" r:id="rIdjh6ruqmo5btwc2apbe1tv">
         <w:r>
           <w:rPr>
             <w:color w:val="0A4FA8"/>
